--- a/ExamDocuments/InventarisatieExamenopdrachtWeatherApp_v0.2.docx
+++ b/ExamDocuments/InventarisatieExamenopdrachtWeatherApp_v0.2.docx
@@ -8,10 +8,22 @@
         <w:jc w:val="center"/>
       </w:pPr>
       <w:r>
-        <w:t xml:space="preserve">Plan van aanpak </w:t>
-      </w:r>
-      <w:r>
-        <w:t xml:space="preserve">Examenopdracht </w:t>
+        <w:t>Inventarisatie</w:t>
+      </w:r>
+      <w:r>
+        <w:t xml:space="preserve"> en Plan van Aanpak</w:t>
+      </w:r>
+      <w:r>
+        <w:t xml:space="preserve"> </w:t>
+      </w:r>
+      <w:r>
+        <w:t>Examenopdracht</w:t>
+      </w:r>
+      <w:r>
+        <w:t>:</w:t>
+      </w:r>
+      <w:r>
+        <w:t xml:space="preserve"> </w:t>
       </w:r>
       <w:proofErr w:type="spellStart"/>
       <w:r>
@@ -252,7 +264,7 @@
       </w:pPr>
       <w:bookmarkStart w:id="0" w:name="_Toc224217067"/>
       <w:bookmarkStart w:id="1" w:name="_Toc224217205"/>
-      <w:bookmarkStart w:id="2" w:name="_Toc224221462"/>
+      <w:bookmarkStart w:id="2" w:name="_Toc231048969"/>
       <w:r>
         <w:rPr>
           <w:u w:val="single"/>
@@ -299,8 +311,8 @@
             <w:pStyle w:val="TOC1"/>
             <w:rPr>
               <w:rFonts w:eastAsiaTheme="minorEastAsia"/>
-              <w:sz w:val="36"/>
-              <w:szCs w:val="36"/>
+              <w:sz w:val="24"/>
+              <w:szCs w:val="24"/>
               <w:lang w:eastAsia="nl-NL"/>
             </w:rPr>
           </w:pPr>
@@ -313,7 +325,7 @@
           <w:r>
             <w:fldChar w:fldCharType="separate"/>
           </w:r>
-          <w:hyperlink w:anchor="_Toc224221462" w:history="1">
+          <w:hyperlink w:anchor="_Toc231048969" w:history="1">
             <w:r>
               <w:rPr>
                 <w:rStyle w:val="Hyperlink"/>
@@ -336,7 +348,7 @@
               <w:rPr>
                 <w:webHidden/>
               </w:rPr>
-              <w:instrText xml:space="preserve"> PAGEREF _Toc224221462 \h </w:instrText>
+              <w:instrText xml:space="preserve"> PAGEREF _Toc231048969 \h </w:instrText>
             </w:r>
             <w:r>
               <w:rPr>
@@ -368,15 +380,17 @@
             <w:pStyle w:val="TOC1"/>
             <w:rPr>
               <w:rFonts w:eastAsiaTheme="minorEastAsia"/>
+              <w:sz w:val="24"/>
+              <w:szCs w:val="24"/>
               <w:lang w:eastAsia="nl-NL"/>
             </w:rPr>
           </w:pPr>
-          <w:hyperlink w:anchor="_Toc224221463" w:history="1">
+          <w:hyperlink w:anchor="_Toc231048970" w:history="1">
             <w:r>
               <w:rPr>
                 <w:rStyle w:val="Hyperlink"/>
               </w:rPr>
-              <w:t>Wensen en Eisen van de Opdrachtgever</w:t>
+              <w:t>Inventarisatie</w:t>
             </w:r>
             <w:r>
               <w:rPr>
@@ -394,7 +408,7 @@
               <w:rPr>
                 <w:webHidden/>
               </w:rPr>
-              <w:instrText xml:space="preserve"> PAGEREF _Toc224221463 \h </w:instrText>
+              <w:instrText xml:space="preserve"> PAGEREF _Toc231048970 \h </w:instrText>
             </w:r>
             <w:r>
               <w:rPr>
@@ -423,18 +437,93 @@
         </w:p>
         <w:p>
           <w:pPr>
+            <w:pStyle w:val="TOC2"/>
+            <w:tabs>
+              <w:tab w:val="right" w:leader="dot" w:pos="9016"/>
+            </w:tabs>
+            <w:rPr>
+              <w:rFonts w:cstheme="minorBidi"/>
+              <w:noProof/>
+              <w:kern w:val="2"/>
+              <w:sz w:val="24"/>
+              <w:szCs w:val="24"/>
+              <w14:ligatures w14:val="standardContextual"/>
+            </w:rPr>
+          </w:pPr>
+          <w:hyperlink w:anchor="_Toc231048971" w:history="1">
+            <w:r>
+              <w:rPr>
+                <w:rStyle w:val="Hyperlink"/>
+                <w:noProof/>
+              </w:rPr>
+              <w:t>Wensen en Eisen van de Opdrachtgever</w:t>
+            </w:r>
+            <w:r>
+              <w:rPr>
+                <w:noProof/>
+                <w:webHidden/>
+              </w:rPr>
+              <w:tab/>
+            </w:r>
+            <w:r>
+              <w:rPr>
+                <w:noProof/>
+                <w:webHidden/>
+              </w:rPr>
+              <w:fldChar w:fldCharType="begin"/>
+            </w:r>
+            <w:r>
+              <w:rPr>
+                <w:noProof/>
+                <w:webHidden/>
+              </w:rPr>
+              <w:instrText xml:space="preserve"> PAGEREF _Toc231048971 \h </w:instrText>
+            </w:r>
+            <w:r>
+              <w:rPr>
+                <w:noProof/>
+                <w:webHidden/>
+              </w:rPr>
+            </w:r>
+            <w:r>
+              <w:rPr>
+                <w:noProof/>
+                <w:webHidden/>
+              </w:rPr>
+              <w:fldChar w:fldCharType="separate"/>
+            </w:r>
+            <w:r>
+              <w:rPr>
+                <w:noProof/>
+                <w:webHidden/>
+              </w:rPr>
+              <w:t>3</w:t>
+            </w:r>
+            <w:r>
+              <w:rPr>
+                <w:noProof/>
+                <w:webHidden/>
+              </w:rPr>
+              <w:fldChar w:fldCharType="end"/>
+            </w:r>
+          </w:hyperlink>
+        </w:p>
+        <w:p>
+          <w:pPr>
             <w:pStyle w:val="TOC1"/>
             <w:rPr>
               <w:rFonts w:eastAsiaTheme="minorEastAsia"/>
+              <w:sz w:val="24"/>
+              <w:szCs w:val="24"/>
               <w:lang w:eastAsia="nl-NL"/>
             </w:rPr>
           </w:pPr>
-          <w:hyperlink w:anchor="_Toc224221464" w:history="1">
+          <w:hyperlink w:anchor="_Toc231048972" w:history="1">
             <w:r>
               <w:rPr>
                 <w:rStyle w:val="Hyperlink"/>
               </w:rPr>
-              <w:t>Applicatie Specificaties</w:t>
+              <w:t>Plan van Aanpak</w:t>
             </w:r>
             <w:r>
               <w:rPr>
@@ -452,7 +541,7 @@
               <w:rPr>
                 <w:webHidden/>
               </w:rPr>
-              <w:instrText xml:space="preserve"> PAGEREF _Toc224221464 \h </w:instrText>
+              <w:instrText xml:space="preserve"> PAGEREF _Toc231048972 \h </w:instrText>
             </w:r>
             <w:r>
               <w:rPr>
@@ -473,6 +562,79 @@
             </w:r>
             <w:r>
               <w:rPr>
+                <w:webHidden/>
+              </w:rPr>
+              <w:fldChar w:fldCharType="end"/>
+            </w:r>
+          </w:hyperlink>
+        </w:p>
+        <w:p>
+          <w:pPr>
+            <w:pStyle w:val="TOC2"/>
+            <w:tabs>
+              <w:tab w:val="right" w:leader="dot" w:pos="9016"/>
+            </w:tabs>
+            <w:rPr>
+              <w:rFonts w:cstheme="minorBidi"/>
+              <w:noProof/>
+              <w:kern w:val="2"/>
+              <w:sz w:val="24"/>
+              <w:szCs w:val="24"/>
+              <w14:ligatures w14:val="standardContextual"/>
+            </w:rPr>
+          </w:pPr>
+          <w:hyperlink w:anchor="_Toc231048973" w:history="1">
+            <w:r>
+              <w:rPr>
+                <w:rStyle w:val="Hyperlink"/>
+                <w:noProof/>
+              </w:rPr>
+              <w:t>Applicatie Specificaties</w:t>
+            </w:r>
+            <w:r>
+              <w:rPr>
+                <w:noProof/>
+                <w:webHidden/>
+              </w:rPr>
+              <w:tab/>
+            </w:r>
+            <w:r>
+              <w:rPr>
+                <w:noProof/>
+                <w:webHidden/>
+              </w:rPr>
+              <w:fldChar w:fldCharType="begin"/>
+            </w:r>
+            <w:r>
+              <w:rPr>
+                <w:noProof/>
+                <w:webHidden/>
+              </w:rPr>
+              <w:instrText xml:space="preserve"> PAGEREF _Toc231048973 \h </w:instrText>
+            </w:r>
+            <w:r>
+              <w:rPr>
+                <w:noProof/>
+                <w:webHidden/>
+              </w:rPr>
+            </w:r>
+            <w:r>
+              <w:rPr>
+                <w:noProof/>
+                <w:webHidden/>
+              </w:rPr>
+              <w:fldChar w:fldCharType="separate"/>
+            </w:r>
+            <w:r>
+              <w:rPr>
+                <w:noProof/>
+                <w:webHidden/>
+              </w:rPr>
+              <w:t>4</w:t>
+            </w:r>
+            <w:r>
+              <w:rPr>
+                <w:noProof/>
                 <w:webHidden/>
               </w:rPr>
               <w:fldChar w:fldCharType="end"/>
@@ -513,9 +675,6 @@
     <w:p/>
     <w:p/>
     <w:p/>
-    <w:p/>
-    <w:p/>
-    <w:p/>
     <w:p>
       <w:pPr>
         <w:pStyle w:val="Heading1"/>
@@ -524,51 +683,25 @@
           <w:u w:val="single"/>
         </w:rPr>
       </w:pPr>
-      <w:bookmarkStart w:id="3" w:name="_Toc224217206"/>
-      <w:bookmarkStart w:id="4" w:name="_Toc224221463"/>
+      <w:bookmarkStart w:id="3" w:name="_Toc231048970"/>
       <w:r>
         <w:rPr>
           <w:u w:val="single"/>
         </w:rPr>
-        <w:t xml:space="preserve">Wensen en Eisen </w:t>
-      </w:r>
-      <w:r>
-        <w:rPr>
-          <w:u w:val="single"/>
-        </w:rPr>
-        <w:t>v</w:t>
-      </w:r>
-      <w:r>
-        <w:rPr>
-          <w:u w:val="single"/>
-        </w:rPr>
-        <w:t xml:space="preserve">an </w:t>
-      </w:r>
-      <w:r>
-        <w:rPr>
-          <w:u w:val="single"/>
-        </w:rPr>
-        <w:t>d</w:t>
-      </w:r>
-      <w:r>
-        <w:rPr>
-          <w:u w:val="single"/>
-        </w:rPr>
-        <w:t xml:space="preserve">e </w:t>
-      </w:r>
-      <w:r>
-        <w:rPr>
-          <w:u w:val="single"/>
-        </w:rPr>
-        <w:t>O</w:t>
-      </w:r>
-      <w:r>
-        <w:rPr>
-          <w:u w:val="single"/>
-        </w:rPr>
-        <w:t>pdrachtgever</w:t>
+        <w:lastRenderedPageBreak/>
+        <w:t>Inventarisatie</w:t>
       </w:r>
       <w:bookmarkEnd w:id="3"/>
+    </w:p>
+    <w:p>
+      <w:pPr>
+        <w:pStyle w:val="Heading2"/>
+        <w:jc w:val="center"/>
+      </w:pPr>
+      <w:bookmarkStart w:id="4" w:name="_Toc231048971"/>
+      <w:r>
+        <w:t>Wensen en Eisen van de Opdrachtgever</w:t>
+      </w:r>
       <w:bookmarkEnd w:id="4"/>
     </w:p>
     <w:p>
@@ -773,31 +906,250 @@
     <w:p>
       <w:pPr>
         <w:pStyle w:val="ListParagraph"/>
+        <w:numPr>
+          <w:ilvl w:val="1"/>
+          <w:numId w:val="3"/>
+        </w:numPr>
+        <w:rPr>
+          <w:sz w:val="24"/>
+          <w:szCs w:val="24"/>
+        </w:rPr>
+      </w:pPr>
+      <w:r>
+        <w:rPr>
+          <w:sz w:val="24"/>
+          <w:szCs w:val="24"/>
+        </w:rPr>
+        <w:t>Er wordt aangegeven of het regent of droog is in de gekozen stad.</w:t>
+      </w:r>
+    </w:p>
+    <w:p>
+      <w:pPr>
+        <w:pStyle w:val="ListParagraph"/>
         <w:ind w:left="1440"/>
         <w:rPr>
-          <w:color w:val="EE0000"/>
-          <w:sz w:val="24"/>
-          <w:szCs w:val="24"/>
-        </w:rPr>
-      </w:pPr>
-      <w:r>
-        <w:rPr>
-          <w:color w:val="EE0000"/>
-          <w:sz w:val="24"/>
-          <w:szCs w:val="24"/>
-        </w:rPr>
-        <w:t xml:space="preserve">!! Grafisch of als tekst </w:t>
-      </w:r>
-      <w:proofErr w:type="gramStart"/>
-      <w:r>
-        <w:rPr>
-          <w:color w:val="EE0000"/>
-          <w:sz w:val="24"/>
-          <w:szCs w:val="24"/>
-        </w:rPr>
-        <w:t>weergeven !!</w:t>
-      </w:r>
-      <w:proofErr w:type="gramEnd"/>
+          <w:sz w:val="24"/>
+          <w:szCs w:val="24"/>
+        </w:rPr>
+      </w:pPr>
+    </w:p>
+    <w:p>
+      <w:pPr>
+        <w:rPr>
+          <w:sz w:val="28"/>
+          <w:szCs w:val="28"/>
+        </w:rPr>
+      </w:pPr>
+      <w:r>
+        <w:rPr>
+          <w:sz w:val="28"/>
+          <w:szCs w:val="28"/>
+        </w:rPr>
+        <w:t>Overige Eisen:</w:t>
+      </w:r>
+    </w:p>
+    <w:p>
+      <w:pPr>
+        <w:pStyle w:val="ListParagraph"/>
+        <w:numPr>
+          <w:ilvl w:val="0"/>
+          <w:numId w:val="3"/>
+        </w:numPr>
+        <w:rPr>
+          <w:sz w:val="24"/>
+          <w:szCs w:val="24"/>
+        </w:rPr>
+      </w:pPr>
+      <w:r>
+        <w:rPr>
+          <w:sz w:val="24"/>
+          <w:szCs w:val="24"/>
+        </w:rPr>
+        <w:t>De app heeft het logo van de weer hobbyclub.</w:t>
+      </w:r>
+    </w:p>
+    <w:p>
+      <w:pPr>
+        <w:pStyle w:val="ListParagraph"/>
+        <w:numPr>
+          <w:ilvl w:val="0"/>
+          <w:numId w:val="3"/>
+        </w:numPr>
+        <w:rPr>
+          <w:sz w:val="24"/>
+          <w:szCs w:val="24"/>
+        </w:rPr>
+      </w:pPr>
+      <w:r>
+        <w:rPr>
+          <w:sz w:val="24"/>
+          <w:szCs w:val="24"/>
+        </w:rPr>
+        <w:t>De app gebruikt de kleurstelling van de weer hobbyclub.</w:t>
+      </w:r>
+    </w:p>
+    <w:p>
+      <w:pPr>
+        <w:pStyle w:val="ListParagraph"/>
+        <w:numPr>
+          <w:ilvl w:val="0"/>
+          <w:numId w:val="3"/>
+        </w:numPr>
+        <w:rPr>
+          <w:sz w:val="24"/>
+          <w:szCs w:val="24"/>
+        </w:rPr>
+      </w:pPr>
+      <w:r>
+        <w:rPr>
+          <w:sz w:val="24"/>
+          <w:szCs w:val="24"/>
+        </w:rPr>
+        <w:t xml:space="preserve">De app heeft </w:t>
+      </w:r>
+      <w:proofErr w:type="spellStart"/>
+      <w:r>
+        <w:rPr>
+          <w:sz w:val="24"/>
+          <w:szCs w:val="24"/>
+        </w:rPr>
+        <w:t>credits</w:t>
+      </w:r>
+      <w:proofErr w:type="spellEnd"/>
+      <w:r>
+        <w:rPr>
+          <w:sz w:val="24"/>
+          <w:szCs w:val="24"/>
+        </w:rPr>
+        <w:t xml:space="preserve"> met de naam van de ontwikkelaar erin.</w:t>
+      </w:r>
+    </w:p>
+    <w:p>
+      <w:pPr>
+        <w:pStyle w:val="ListParagraph"/>
+        <w:numPr>
+          <w:ilvl w:val="0"/>
+          <w:numId w:val="3"/>
+        </w:numPr>
+        <w:rPr>
+          <w:sz w:val="24"/>
+          <w:szCs w:val="24"/>
+        </w:rPr>
+      </w:pPr>
+      <w:r>
+        <w:rPr>
+          <w:sz w:val="24"/>
+          <w:szCs w:val="24"/>
+        </w:rPr>
+        <w:t>De app moet minimaal op Android of iOS werken</w:t>
+      </w:r>
+      <w:r>
+        <w:rPr>
+          <w:sz w:val="24"/>
+          <w:szCs w:val="24"/>
+        </w:rPr>
+        <w:t>.</w:t>
+      </w:r>
+    </w:p>
+    <w:p>
+      <w:pPr>
+        <w:pStyle w:val="ListParagraph"/>
+        <w:numPr>
+          <w:ilvl w:val="0"/>
+          <w:numId w:val="3"/>
+        </w:numPr>
+        <w:rPr>
+          <w:sz w:val="24"/>
+          <w:szCs w:val="24"/>
+        </w:rPr>
+      </w:pPr>
+      <w:r>
+        <w:rPr>
+          <w:sz w:val="24"/>
+          <w:szCs w:val="24"/>
+        </w:rPr>
+        <w:t xml:space="preserve">De app moet </w:t>
+      </w:r>
+      <w:r>
+        <w:rPr>
+          <w:sz w:val="24"/>
+          <w:szCs w:val="24"/>
+        </w:rPr>
+        <w:t xml:space="preserve">zowel </w:t>
+      </w:r>
+      <w:r>
+        <w:rPr>
+          <w:sz w:val="24"/>
+          <w:szCs w:val="24"/>
+        </w:rPr>
+        <w:t xml:space="preserve">in portret- als </w:t>
+      </w:r>
+      <w:proofErr w:type="spellStart"/>
+      <w:r>
+        <w:rPr>
+          <w:sz w:val="24"/>
+          <w:szCs w:val="24"/>
+        </w:rPr>
+        <w:t>landschapweergave</w:t>
+      </w:r>
+      <w:proofErr w:type="spellEnd"/>
+      <w:r>
+        <w:rPr>
+          <w:sz w:val="24"/>
+          <w:szCs w:val="24"/>
+        </w:rPr>
+        <w:t xml:space="preserve"> werken</w:t>
+      </w:r>
+      <w:r>
+        <w:rPr>
+          <w:sz w:val="24"/>
+          <w:szCs w:val="24"/>
+        </w:rPr>
+        <w:t>.</w:t>
+      </w:r>
+    </w:p>
+    <w:p>
+      <w:pPr>
+        <w:rPr>
+          <w:sz w:val="24"/>
+          <w:szCs w:val="24"/>
+        </w:rPr>
+      </w:pPr>
+    </w:p>
+    <w:p>
+      <w:pPr>
+        <w:rPr>
+          <w:sz w:val="28"/>
+          <w:szCs w:val="28"/>
+        </w:rPr>
+      </w:pPr>
+      <w:r>
+        <w:rPr>
+          <w:sz w:val="28"/>
+          <w:szCs w:val="28"/>
+        </w:rPr>
+        <w:t>Wensen:</w:t>
+      </w:r>
+    </w:p>
+    <w:p>
+      <w:pPr>
+        <w:pStyle w:val="ListParagraph"/>
+        <w:numPr>
+          <w:ilvl w:val="0"/>
+          <w:numId w:val="3"/>
+        </w:numPr>
+        <w:rPr>
+          <w:sz w:val="24"/>
+          <w:szCs w:val="24"/>
+        </w:rPr>
+      </w:pPr>
+      <w:r>
+        <w:rPr>
+          <w:sz w:val="24"/>
+          <w:szCs w:val="24"/>
+        </w:rPr>
+        <w:t>De app laat meer weerinformatie zien, zoals:</w:t>
+      </w:r>
     </w:p>
     <w:p>
       <w:pPr>
@@ -816,70 +1168,27 @@
           <w:sz w:val="24"/>
           <w:szCs w:val="24"/>
         </w:rPr>
-        <w:t>Er wordt aangegeven of het regent of droog is in de gekozen stad.</w:t>
+        <w:t>Windkracht</w:t>
       </w:r>
     </w:p>
     <w:p>
       <w:pPr>
         <w:pStyle w:val="ListParagraph"/>
-        <w:ind w:left="1440"/>
-        <w:rPr>
-          <w:color w:val="EE0000"/>
-          <w:sz w:val="24"/>
-          <w:szCs w:val="24"/>
-        </w:rPr>
-      </w:pPr>
-      <w:r>
-        <w:rPr>
-          <w:color w:val="EE0000"/>
-          <w:sz w:val="24"/>
-          <w:szCs w:val="24"/>
-        </w:rPr>
-        <w:t xml:space="preserve">!! Grafisch of als tekst </w:t>
-      </w:r>
-      <w:proofErr w:type="gramStart"/>
-      <w:r>
-        <w:rPr>
-          <w:color w:val="EE0000"/>
-          <w:sz w:val="24"/>
-          <w:szCs w:val="24"/>
-        </w:rPr>
-        <w:t>weergeven !!</w:t>
-      </w:r>
-      <w:proofErr w:type="gramEnd"/>
-    </w:p>
-    <w:p>
-      <w:pPr>
-        <w:pStyle w:val="ListParagraph"/>
-        <w:rPr>
-          <w:sz w:val="24"/>
-          <w:szCs w:val="24"/>
-        </w:rPr>
-      </w:pPr>
-    </w:p>
-    <w:p>
-      <w:pPr>
-        <w:pStyle w:val="ListParagraph"/>
-        <w:ind w:left="1440"/>
-        <w:rPr>
-          <w:sz w:val="24"/>
-          <w:szCs w:val="24"/>
-        </w:rPr>
-      </w:pPr>
-    </w:p>
-    <w:p>
-      <w:pPr>
-        <w:rPr>
-          <w:sz w:val="28"/>
-          <w:szCs w:val="28"/>
-        </w:rPr>
-      </w:pPr>
-      <w:r>
-        <w:rPr>
-          <w:sz w:val="28"/>
-          <w:szCs w:val="28"/>
-        </w:rPr>
-        <w:t>Overige Eisen:</w:t>
+        <w:numPr>
+          <w:ilvl w:val="1"/>
+          <w:numId w:val="3"/>
+        </w:numPr>
+        <w:rPr>
+          <w:sz w:val="24"/>
+          <w:szCs w:val="24"/>
+        </w:rPr>
+      </w:pPr>
+      <w:r>
+        <w:rPr>
+          <w:sz w:val="24"/>
+          <w:szCs w:val="24"/>
+        </w:rPr>
+        <w:t>Luchtvochtigheid</w:t>
       </w:r>
     </w:p>
     <w:p>
@@ -899,7 +1208,534 @@
           <w:sz w:val="24"/>
           <w:szCs w:val="24"/>
         </w:rPr>
-        <w:t>De app heeft het logo van de weer hobbyclub.</w:t>
+        <w:t>De app kan niet worden gebruikt door dubbel geregistreerde personen</w:t>
+      </w:r>
+      <w:r>
+        <w:rPr>
+          <w:sz w:val="24"/>
+          <w:szCs w:val="24"/>
+        </w:rPr>
+        <w:t>.</w:t>
+      </w:r>
+    </w:p>
+    <w:p>
+      <w:pPr>
+        <w:rPr>
+          <w:sz w:val="24"/>
+          <w:szCs w:val="24"/>
+        </w:rPr>
+      </w:pPr>
+    </w:p>
+    <w:p>
+      <w:pPr>
+        <w:rPr>
+          <w:sz w:val="24"/>
+          <w:szCs w:val="24"/>
+        </w:rPr>
+      </w:pPr>
+    </w:p>
+    <w:p>
+      <w:pPr>
+        <w:rPr>
+          <w:sz w:val="24"/>
+          <w:szCs w:val="24"/>
+        </w:rPr>
+      </w:pPr>
+    </w:p>
+    <w:p>
+      <w:pPr>
+        <w:rPr>
+          <w:sz w:val="24"/>
+          <w:szCs w:val="24"/>
+        </w:rPr>
+      </w:pPr>
+    </w:p>
+    <w:p>
+      <w:pPr>
+        <w:pStyle w:val="Heading1"/>
+        <w:jc w:val="center"/>
+        <w:rPr>
+          <w:u w:val="single"/>
+        </w:rPr>
+      </w:pPr>
+      <w:bookmarkStart w:id="5" w:name="_Toc231048972"/>
+      <w:r>
+        <w:rPr>
+          <w:u w:val="single"/>
+        </w:rPr>
+        <w:lastRenderedPageBreak/>
+        <w:t>Plan van Aanpak</w:t>
+      </w:r>
+      <w:bookmarkEnd w:id="5"/>
+    </w:p>
+    <w:p>
+      <w:pPr>
+        <w:pStyle w:val="Heading2"/>
+        <w:jc w:val="center"/>
+      </w:pPr>
+      <w:bookmarkStart w:id="6" w:name="_Toc231048973"/>
+      <w:r>
+        <w:t xml:space="preserve">Applicatie </w:t>
+      </w:r>
+      <w:r>
+        <w:t>S</w:t>
+      </w:r>
+      <w:r>
+        <w:t>pecificaties</w:t>
+      </w:r>
+      <w:bookmarkEnd w:id="6"/>
+    </w:p>
+    <w:p>
+      <w:pPr>
+        <w:rPr>
+          <w:sz w:val="24"/>
+          <w:szCs w:val="24"/>
+        </w:rPr>
+      </w:pPr>
+      <w:r>
+        <w:rPr>
+          <w:sz w:val="24"/>
+          <w:szCs w:val="24"/>
+        </w:rPr>
+        <w:t>De</w:t>
+      </w:r>
+      <w:r>
+        <w:rPr>
+          <w:sz w:val="24"/>
+          <w:szCs w:val="24"/>
+        </w:rPr>
+        <w:t xml:space="preserve"> applicatie </w:t>
+      </w:r>
+      <w:r>
+        <w:rPr>
+          <w:sz w:val="24"/>
+          <w:szCs w:val="24"/>
+        </w:rPr>
+        <w:t xml:space="preserve">zal een </w:t>
+      </w:r>
+      <w:proofErr w:type="spellStart"/>
+      <w:r>
+        <w:rPr>
+          <w:sz w:val="24"/>
+          <w:szCs w:val="24"/>
+        </w:rPr>
+        <w:t>weerapp</w:t>
+      </w:r>
+      <w:proofErr w:type="spellEnd"/>
+      <w:r>
+        <w:rPr>
+          <w:sz w:val="24"/>
+          <w:szCs w:val="24"/>
+        </w:rPr>
+        <w:t xml:space="preserve"> worden, </w:t>
+      </w:r>
+      <w:r>
+        <w:rPr>
+          <w:sz w:val="24"/>
+          <w:szCs w:val="24"/>
+        </w:rPr>
+        <w:t>ontwikkeld voor Android</w:t>
+      </w:r>
+      <w:r>
+        <w:rPr>
+          <w:sz w:val="24"/>
+          <w:szCs w:val="24"/>
+        </w:rPr>
+        <w:t xml:space="preserve"> met gebruik van </w:t>
+      </w:r>
+      <w:r>
+        <w:rPr>
+          <w:sz w:val="24"/>
+          <w:szCs w:val="24"/>
+        </w:rPr>
+        <w:t>Android Studio Giraffe – 2022.3.1 - Patch 4.</w:t>
+      </w:r>
+    </w:p>
+    <w:p>
+      <w:pPr>
+        <w:rPr>
+          <w:sz w:val="24"/>
+          <w:szCs w:val="24"/>
+        </w:rPr>
+      </w:pPr>
+    </w:p>
+    <w:p>
+      <w:pPr>
+        <w:rPr>
+          <w:sz w:val="24"/>
+          <w:szCs w:val="24"/>
+        </w:rPr>
+      </w:pPr>
+      <w:proofErr w:type="gramStart"/>
+      <w:r>
+        <w:rPr>
+          <w:sz w:val="24"/>
+          <w:szCs w:val="24"/>
+        </w:rPr>
+        <w:t>Android studio</w:t>
+      </w:r>
+      <w:proofErr w:type="gramEnd"/>
+      <w:r>
+        <w:rPr>
+          <w:sz w:val="24"/>
+          <w:szCs w:val="24"/>
+        </w:rPr>
+        <w:t xml:space="preserve"> heeft standaard ondersteuning voor de programmeertalen </w:t>
+      </w:r>
+      <w:proofErr w:type="spellStart"/>
+      <w:r>
+        <w:rPr>
+          <w:sz w:val="24"/>
+          <w:szCs w:val="24"/>
+        </w:rPr>
+        <w:t>Kotlin</w:t>
+      </w:r>
+      <w:proofErr w:type="spellEnd"/>
+      <w:r>
+        <w:rPr>
+          <w:sz w:val="24"/>
+          <w:szCs w:val="24"/>
+        </w:rPr>
+        <w:t xml:space="preserve"> en Java. </w:t>
+      </w:r>
+    </w:p>
+    <w:p>
+      <w:pPr>
+        <w:rPr>
+          <w:sz w:val="24"/>
+          <w:szCs w:val="24"/>
+        </w:rPr>
+      </w:pPr>
+      <w:r>
+        <w:rPr>
+          <w:sz w:val="24"/>
+          <w:szCs w:val="24"/>
+        </w:rPr>
+        <w:t xml:space="preserve">Voor de </w:t>
+      </w:r>
+      <w:proofErr w:type="spellStart"/>
+      <w:r>
+        <w:rPr>
+          <w:sz w:val="24"/>
+          <w:szCs w:val="24"/>
+        </w:rPr>
+        <w:t>weerapp</w:t>
+      </w:r>
+      <w:proofErr w:type="spellEnd"/>
+      <w:r>
+        <w:rPr>
+          <w:sz w:val="24"/>
+          <w:szCs w:val="24"/>
+        </w:rPr>
+        <w:t xml:space="preserve"> </w:t>
+      </w:r>
+      <w:r>
+        <w:rPr>
+          <w:sz w:val="24"/>
+          <w:szCs w:val="24"/>
+        </w:rPr>
+        <w:t>is de</w:t>
+      </w:r>
+      <w:r>
+        <w:rPr>
+          <w:sz w:val="24"/>
+          <w:szCs w:val="24"/>
+        </w:rPr>
+        <w:t xml:space="preserve"> keuze gemaakt om Java te </w:t>
+      </w:r>
+      <w:r>
+        <w:rPr>
+          <w:sz w:val="24"/>
+          <w:szCs w:val="24"/>
+        </w:rPr>
+        <w:t xml:space="preserve">gaan </w:t>
+      </w:r>
+      <w:r>
+        <w:rPr>
+          <w:sz w:val="24"/>
+          <w:szCs w:val="24"/>
+        </w:rPr>
+        <w:t>gebruiken</w:t>
+      </w:r>
+      <w:r>
+        <w:rPr>
+          <w:sz w:val="24"/>
+          <w:szCs w:val="24"/>
+        </w:rPr>
+        <w:t>,</w:t>
+      </w:r>
+      <w:r>
+        <w:rPr>
+          <w:sz w:val="24"/>
+          <w:szCs w:val="24"/>
+        </w:rPr>
+        <w:t xml:space="preserve"> aangezien dat de traditionele programmeertaal van Android Studio is</w:t>
+      </w:r>
+      <w:r>
+        <w:rPr>
+          <w:sz w:val="24"/>
+          <w:szCs w:val="24"/>
+        </w:rPr>
+        <w:t xml:space="preserve">. Hierdoor is </w:t>
+      </w:r>
+      <w:r>
+        <w:rPr>
+          <w:sz w:val="24"/>
+          <w:szCs w:val="24"/>
+        </w:rPr>
+        <w:t xml:space="preserve">er </w:t>
+      </w:r>
+      <w:r>
+        <w:rPr>
+          <w:sz w:val="24"/>
+          <w:szCs w:val="24"/>
+        </w:rPr>
+        <w:t xml:space="preserve">online meer </w:t>
+      </w:r>
+      <w:r>
+        <w:rPr>
+          <w:sz w:val="24"/>
+          <w:szCs w:val="24"/>
+        </w:rPr>
+        <w:t>documentatie en ondersteuning beschikbaar.</w:t>
+      </w:r>
+    </w:p>
+    <w:p>
+      <w:pPr>
+        <w:rPr>
+          <w:sz w:val="24"/>
+          <w:szCs w:val="24"/>
+        </w:rPr>
+      </w:pPr>
+    </w:p>
+    <w:p>
+      <w:pPr>
+        <w:rPr>
+          <w:sz w:val="24"/>
+          <w:szCs w:val="24"/>
+        </w:rPr>
+      </w:pPr>
+      <w:r>
+        <w:rPr>
+          <w:sz w:val="24"/>
+          <w:szCs w:val="24"/>
+        </w:rPr>
+        <w:t xml:space="preserve">De applicatie zal worden ontwikkeld op een minimum Android SDK API level van 21. </w:t>
+      </w:r>
+      <w:r>
+        <w:rPr>
+          <w:sz w:val="24"/>
+          <w:szCs w:val="24"/>
+        </w:rPr>
+        <w:t xml:space="preserve">Er is </w:t>
+      </w:r>
+      <w:r>
+        <w:rPr>
+          <w:sz w:val="24"/>
+          <w:szCs w:val="24"/>
+        </w:rPr>
+        <w:t xml:space="preserve">hiervoor gekozen, omdat dit het laagst mogelijk </w:t>
+      </w:r>
+      <w:proofErr w:type="gramStart"/>
+      <w:r>
+        <w:rPr>
+          <w:sz w:val="24"/>
+          <w:szCs w:val="24"/>
+        </w:rPr>
+        <w:t>API level</w:t>
+      </w:r>
+      <w:proofErr w:type="gramEnd"/>
+      <w:r>
+        <w:rPr>
+          <w:sz w:val="24"/>
+          <w:szCs w:val="24"/>
+        </w:rPr>
+        <w:t xml:space="preserve"> is dat Google Services momenteel ondersteund. Door het </w:t>
+      </w:r>
+      <w:r>
+        <w:rPr>
+          <w:sz w:val="24"/>
+          <w:szCs w:val="24"/>
+        </w:rPr>
+        <w:t xml:space="preserve">zo </w:t>
+      </w:r>
+      <w:r>
+        <w:rPr>
+          <w:sz w:val="24"/>
+          <w:szCs w:val="24"/>
+        </w:rPr>
+        <w:t xml:space="preserve">laag mogelijke </w:t>
+      </w:r>
+      <w:proofErr w:type="gramStart"/>
+      <w:r>
+        <w:rPr>
+          <w:sz w:val="24"/>
+          <w:szCs w:val="24"/>
+        </w:rPr>
+        <w:t>API level</w:t>
+      </w:r>
+      <w:proofErr w:type="gramEnd"/>
+      <w:r>
+        <w:rPr>
+          <w:sz w:val="24"/>
+          <w:szCs w:val="24"/>
+        </w:rPr>
+        <w:t xml:space="preserve"> te nemen</w:t>
+      </w:r>
+      <w:r>
+        <w:rPr>
+          <w:sz w:val="24"/>
+          <w:szCs w:val="24"/>
+        </w:rPr>
+        <w:t xml:space="preserve">, </w:t>
+      </w:r>
+      <w:r>
+        <w:rPr>
+          <w:sz w:val="24"/>
+          <w:szCs w:val="24"/>
+        </w:rPr>
+        <w:t>kunnen gebruikers met een oudere telefoon</w:t>
+      </w:r>
+      <w:r>
+        <w:rPr>
+          <w:sz w:val="24"/>
+          <w:szCs w:val="24"/>
+        </w:rPr>
+        <w:t xml:space="preserve"> ook</w:t>
+      </w:r>
+      <w:r>
+        <w:rPr>
+          <w:sz w:val="24"/>
+          <w:szCs w:val="24"/>
+        </w:rPr>
+        <w:t xml:space="preserve"> gebruik maken van de app.</w:t>
+      </w:r>
+      <w:r>
+        <w:rPr>
+          <w:sz w:val="24"/>
+          <w:szCs w:val="24"/>
+        </w:rPr>
+        <w:t xml:space="preserve"> </w:t>
+      </w:r>
+      <w:proofErr w:type="gramStart"/>
+      <w:r>
+        <w:rPr>
+          <w:sz w:val="24"/>
+          <w:szCs w:val="24"/>
+        </w:rPr>
+        <w:t>API level</w:t>
+      </w:r>
+      <w:proofErr w:type="gramEnd"/>
+      <w:r>
+        <w:rPr>
+          <w:sz w:val="24"/>
+          <w:szCs w:val="24"/>
+        </w:rPr>
+        <w:t xml:space="preserve"> 21 staat gelijk aan </w:t>
+      </w:r>
+      <w:proofErr w:type="gramStart"/>
+      <w:r>
+        <w:rPr>
+          <w:sz w:val="24"/>
+          <w:szCs w:val="24"/>
+        </w:rPr>
+        <w:t>Android versie</w:t>
+      </w:r>
+      <w:proofErr w:type="gramEnd"/>
+      <w:r>
+        <w:rPr>
+          <w:sz w:val="24"/>
+          <w:szCs w:val="24"/>
+        </w:rPr>
+        <w:t xml:space="preserve"> 5.0.</w:t>
+      </w:r>
+    </w:p>
+    <w:p>
+      <w:pPr>
+        <w:rPr>
+          <w:sz w:val="24"/>
+          <w:szCs w:val="24"/>
+        </w:rPr>
+      </w:pPr>
+    </w:p>
+    <w:p>
+      <w:pPr>
+        <w:rPr>
+          <w:sz w:val="24"/>
+          <w:szCs w:val="24"/>
+        </w:rPr>
+      </w:pPr>
+      <w:r>
+        <w:rPr>
+          <w:sz w:val="24"/>
+          <w:szCs w:val="24"/>
+        </w:rPr>
+        <w:t xml:space="preserve">Voor het ophalen van de weerdata zal </w:t>
+      </w:r>
+      <w:r>
+        <w:rPr>
+          <w:sz w:val="24"/>
+          <w:szCs w:val="24"/>
+        </w:rPr>
+        <w:t>er</w:t>
+      </w:r>
+      <w:r>
+        <w:rPr>
+          <w:sz w:val="24"/>
+          <w:szCs w:val="24"/>
+        </w:rPr>
+        <w:t xml:space="preserve"> gebruik </w:t>
+      </w:r>
+      <w:r>
+        <w:rPr>
+          <w:sz w:val="24"/>
+          <w:szCs w:val="24"/>
+        </w:rPr>
+        <w:t xml:space="preserve">worden gemaakt </w:t>
+      </w:r>
+      <w:r>
+        <w:rPr>
+          <w:sz w:val="24"/>
+          <w:szCs w:val="24"/>
+        </w:rPr>
+        <w:t xml:space="preserve">van de gratis versie van </w:t>
+      </w:r>
+      <w:proofErr w:type="spellStart"/>
+      <w:r>
+        <w:rPr>
+          <w:sz w:val="24"/>
+          <w:szCs w:val="24"/>
+        </w:rPr>
+        <w:t>OpenWeatherMap</w:t>
+      </w:r>
+      <w:proofErr w:type="spellEnd"/>
+      <w:r>
+        <w:rPr>
+          <w:sz w:val="24"/>
+          <w:szCs w:val="24"/>
+        </w:rPr>
+        <w:t xml:space="preserve"> API. </w:t>
+      </w:r>
+      <w:r>
+        <w:rPr>
+          <w:sz w:val="24"/>
+          <w:szCs w:val="24"/>
+        </w:rPr>
+        <w:t xml:space="preserve">Deze API biedt </w:t>
+      </w:r>
+      <w:r>
+        <w:rPr>
+          <w:sz w:val="24"/>
+          <w:szCs w:val="24"/>
+        </w:rPr>
+        <w:t>de</w:t>
+      </w:r>
+      <w:r>
+        <w:rPr>
+          <w:sz w:val="24"/>
+          <w:szCs w:val="24"/>
+        </w:rPr>
+        <w:t xml:space="preserve"> volgende functionaliteit:</w:t>
       </w:r>
     </w:p>
     <w:p>
@@ -919,7 +1755,35 @@
           <w:sz w:val="24"/>
           <w:szCs w:val="24"/>
         </w:rPr>
-        <w:t>De app gebruikt de kleurstelling van de weer hobbyclub.</w:t>
+        <w:t>Het h</w:t>
+      </w:r>
+      <w:r>
+        <w:rPr>
+          <w:sz w:val="24"/>
+          <w:szCs w:val="24"/>
+        </w:rPr>
+        <w:t>uidige weer van een locatie ophalen</w:t>
+      </w:r>
+      <w:r>
+        <w:rPr>
+          <w:sz w:val="24"/>
+          <w:szCs w:val="24"/>
+        </w:rPr>
+        <w:t>. D</w:t>
+      </w:r>
+      <w:r>
+        <w:rPr>
+          <w:sz w:val="24"/>
+          <w:szCs w:val="24"/>
+        </w:rPr>
+        <w:t>it wordt iedere 2 uur geüpdatet</w:t>
+      </w:r>
+      <w:r>
+        <w:rPr>
+          <w:sz w:val="24"/>
+          <w:szCs w:val="24"/>
+        </w:rPr>
+        <w:t>.</w:t>
       </w:r>
     </w:p>
     <w:p>
@@ -939,23 +1803,135 @@
           <w:sz w:val="24"/>
           <w:szCs w:val="24"/>
         </w:rPr>
-        <w:t xml:space="preserve">De app heeft </w:t>
-      </w:r>
-      <w:proofErr w:type="spellStart"/>
-      <w:r>
-        <w:rPr>
-          <w:sz w:val="24"/>
-          <w:szCs w:val="24"/>
-        </w:rPr>
-        <w:t>credits</w:t>
-      </w:r>
-      <w:proofErr w:type="spellEnd"/>
-      <w:r>
-        <w:rPr>
-          <w:sz w:val="24"/>
-          <w:szCs w:val="24"/>
-        </w:rPr>
-        <w:t xml:space="preserve"> met de naam van de ontwikkelaar erin.</w:t>
+        <w:t>De v</w:t>
+      </w:r>
+      <w:r>
+        <w:rPr>
+          <w:sz w:val="24"/>
+          <w:szCs w:val="24"/>
+        </w:rPr>
+        <w:t>olgende weerskaarten</w:t>
+      </w:r>
+      <w:r>
+        <w:rPr>
+          <w:sz w:val="24"/>
+          <w:szCs w:val="24"/>
+        </w:rPr>
+        <w:t xml:space="preserve"> ophalen. Deze worden</w:t>
+      </w:r>
+      <w:r>
+        <w:rPr>
+          <w:sz w:val="24"/>
+          <w:szCs w:val="24"/>
+        </w:rPr>
+        <w:t xml:space="preserve"> iedere 3 uur geüpdatet</w:t>
+      </w:r>
+      <w:r>
+        <w:rPr>
+          <w:sz w:val="24"/>
+          <w:szCs w:val="24"/>
+        </w:rPr>
+        <w:t>:</w:t>
+      </w:r>
+    </w:p>
+    <w:p>
+      <w:pPr>
+        <w:pStyle w:val="ListParagraph"/>
+        <w:numPr>
+          <w:ilvl w:val="1"/>
+          <w:numId w:val="3"/>
+        </w:numPr>
+        <w:rPr>
+          <w:sz w:val="24"/>
+          <w:szCs w:val="24"/>
+        </w:rPr>
+      </w:pPr>
+      <w:r>
+        <w:rPr>
+          <w:sz w:val="24"/>
+          <w:szCs w:val="24"/>
+        </w:rPr>
+        <w:t>Wolken</w:t>
+      </w:r>
+    </w:p>
+    <w:p>
+      <w:pPr>
+        <w:pStyle w:val="ListParagraph"/>
+        <w:numPr>
+          <w:ilvl w:val="1"/>
+          <w:numId w:val="3"/>
+        </w:numPr>
+        <w:rPr>
+          <w:sz w:val="24"/>
+          <w:szCs w:val="24"/>
+        </w:rPr>
+      </w:pPr>
+      <w:r>
+        <w:rPr>
+          <w:sz w:val="24"/>
+          <w:szCs w:val="24"/>
+        </w:rPr>
+        <w:t>Neerslag</w:t>
+      </w:r>
+    </w:p>
+    <w:p>
+      <w:pPr>
+        <w:pStyle w:val="ListParagraph"/>
+        <w:numPr>
+          <w:ilvl w:val="1"/>
+          <w:numId w:val="3"/>
+        </w:numPr>
+        <w:rPr>
+          <w:sz w:val="24"/>
+          <w:szCs w:val="24"/>
+        </w:rPr>
+      </w:pPr>
+      <w:r>
+        <w:rPr>
+          <w:sz w:val="24"/>
+          <w:szCs w:val="24"/>
+        </w:rPr>
+        <w:t>Zeewaterdruk</w:t>
+      </w:r>
+    </w:p>
+    <w:p>
+      <w:pPr>
+        <w:pStyle w:val="ListParagraph"/>
+        <w:numPr>
+          <w:ilvl w:val="1"/>
+          <w:numId w:val="3"/>
+        </w:numPr>
+        <w:rPr>
+          <w:sz w:val="24"/>
+          <w:szCs w:val="24"/>
+        </w:rPr>
+      </w:pPr>
+      <w:r>
+        <w:rPr>
+          <w:sz w:val="24"/>
+          <w:szCs w:val="24"/>
+        </w:rPr>
+        <w:t>Windsnelheid</w:t>
+      </w:r>
+    </w:p>
+    <w:p>
+      <w:pPr>
+        <w:pStyle w:val="ListParagraph"/>
+        <w:numPr>
+          <w:ilvl w:val="1"/>
+          <w:numId w:val="3"/>
+        </w:numPr>
+        <w:rPr>
+          <w:sz w:val="24"/>
+          <w:szCs w:val="24"/>
+        </w:rPr>
+      </w:pPr>
+      <w:r>
+        <w:rPr>
+          <w:sz w:val="24"/>
+          <w:szCs w:val="24"/>
+        </w:rPr>
+        <w:t>Temperatuur</w:t>
       </w:r>
     </w:p>
     <w:p>
@@ -975,7 +1951,14 @@
           <w:sz w:val="24"/>
           <w:szCs w:val="24"/>
         </w:rPr>
-        <w:t>De app moet minimaal op Android of iOS werken</w:t>
+        <w:t>De l</w:t>
+      </w:r>
+      <w:r>
+        <w:rPr>
+          <w:sz w:val="24"/>
+          <w:szCs w:val="24"/>
+        </w:rPr>
+        <w:t>uchtvervuiling van een locatie ophalen</w:t>
       </w:r>
       <w:r>
         <w:rPr>
@@ -987,2205 +1970,26 @@
     </w:p>
     <w:p>
       <w:pPr>
-        <w:pStyle w:val="ListParagraph"/>
-        <w:numPr>
-          <w:ilvl w:val="0"/>
-          <w:numId w:val="3"/>
-        </w:numPr>
-        <w:rPr>
-          <w:sz w:val="24"/>
-          <w:szCs w:val="24"/>
-        </w:rPr>
-      </w:pPr>
-      <w:r>
-        <w:rPr>
-          <w:sz w:val="24"/>
-          <w:szCs w:val="24"/>
-        </w:rPr>
-        <w:t xml:space="preserve">De app moet </w:t>
-      </w:r>
-      <w:r>
-        <w:rPr>
-          <w:sz w:val="24"/>
-          <w:szCs w:val="24"/>
-        </w:rPr>
-        <w:t xml:space="preserve">zowel </w:t>
-      </w:r>
-      <w:r>
-        <w:rPr>
-          <w:sz w:val="24"/>
-          <w:szCs w:val="24"/>
-        </w:rPr>
-        <w:t xml:space="preserve">in portret- als </w:t>
-      </w:r>
-      <w:proofErr w:type="spellStart"/>
-      <w:r>
-        <w:rPr>
-          <w:sz w:val="24"/>
-          <w:szCs w:val="24"/>
-        </w:rPr>
-        <w:t>landschapweergave</w:t>
-      </w:r>
-      <w:proofErr w:type="spellEnd"/>
-      <w:r>
-        <w:rPr>
-          <w:sz w:val="24"/>
-          <w:szCs w:val="24"/>
-        </w:rPr>
-        <w:t xml:space="preserve"> werken</w:t>
-      </w:r>
-      <w:r>
-        <w:rPr>
-          <w:sz w:val="24"/>
-          <w:szCs w:val="24"/>
-        </w:rPr>
-        <w:t>.</w:t>
-      </w:r>
-    </w:p>
-    <w:p>
-      <w:pPr>
-        <w:rPr>
-          <w:sz w:val="24"/>
-          <w:szCs w:val="24"/>
-        </w:rPr>
-      </w:pPr>
-    </w:p>
-    <w:p>
-      <w:pPr>
-        <w:rPr>
-          <w:sz w:val="28"/>
-          <w:szCs w:val="28"/>
-        </w:rPr>
-      </w:pPr>
-      <w:r>
-        <w:rPr>
-          <w:sz w:val="28"/>
-          <w:szCs w:val="28"/>
-        </w:rPr>
-        <w:t>Wensen:</w:t>
-      </w:r>
-    </w:p>
-    <w:p>
-      <w:pPr>
-        <w:pStyle w:val="ListParagraph"/>
-        <w:numPr>
-          <w:ilvl w:val="0"/>
-          <w:numId w:val="3"/>
-        </w:numPr>
-        <w:rPr>
-          <w:sz w:val="24"/>
-          <w:szCs w:val="24"/>
-        </w:rPr>
-      </w:pPr>
-      <w:r>
-        <w:rPr>
-          <w:sz w:val="24"/>
-          <w:szCs w:val="24"/>
-        </w:rPr>
-        <w:t>De app laat meer weerinformatie zien, zoals:</w:t>
-      </w:r>
-    </w:p>
-    <w:p>
-      <w:pPr>
-        <w:pStyle w:val="ListParagraph"/>
-        <w:numPr>
-          <w:ilvl w:val="1"/>
-          <w:numId w:val="3"/>
-        </w:numPr>
-        <w:rPr>
-          <w:sz w:val="24"/>
-          <w:szCs w:val="24"/>
-        </w:rPr>
-      </w:pPr>
-      <w:r>
-        <w:rPr>
-          <w:sz w:val="24"/>
-          <w:szCs w:val="24"/>
-        </w:rPr>
-        <w:t>Windkracht</w:t>
-      </w:r>
-    </w:p>
-    <w:p>
-      <w:pPr>
-        <w:pStyle w:val="ListParagraph"/>
-        <w:numPr>
-          <w:ilvl w:val="1"/>
-          <w:numId w:val="3"/>
-        </w:numPr>
-        <w:rPr>
-          <w:sz w:val="24"/>
-          <w:szCs w:val="24"/>
-        </w:rPr>
-      </w:pPr>
-      <w:r>
-        <w:rPr>
-          <w:sz w:val="24"/>
-          <w:szCs w:val="24"/>
-        </w:rPr>
-        <w:t>Luchtvochtigheid</w:t>
-      </w:r>
-    </w:p>
-    <w:p>
-      <w:pPr>
-        <w:pStyle w:val="ListParagraph"/>
-        <w:numPr>
-          <w:ilvl w:val="0"/>
-          <w:numId w:val="3"/>
-        </w:numPr>
-        <w:rPr>
-          <w:color w:val="EE0000"/>
-          <w:sz w:val="24"/>
-          <w:szCs w:val="24"/>
-        </w:rPr>
-      </w:pPr>
-      <w:r>
-        <w:rPr>
-          <w:color w:val="EE0000"/>
-          <w:sz w:val="24"/>
-          <w:szCs w:val="24"/>
-        </w:rPr>
-        <w:t xml:space="preserve">!! </w:t>
-      </w:r>
-      <w:r>
-        <w:rPr>
-          <w:color w:val="EE0000"/>
-          <w:sz w:val="24"/>
-          <w:szCs w:val="24"/>
-        </w:rPr>
-        <w:t>De app kan niet worden gebruikt door dubbel geregistreerde personen</w:t>
-      </w:r>
-      <w:proofErr w:type="gramStart"/>
-      <w:r>
-        <w:rPr>
-          <w:color w:val="EE0000"/>
-          <w:sz w:val="24"/>
-          <w:szCs w:val="24"/>
-        </w:rPr>
-        <w:t>.</w:t>
-      </w:r>
-      <w:r>
-        <w:rPr>
-          <w:color w:val="EE0000"/>
-          <w:sz w:val="24"/>
-          <w:szCs w:val="24"/>
-        </w:rPr>
-        <w:t xml:space="preserve"> !!</w:t>
-      </w:r>
-      <w:proofErr w:type="gramEnd"/>
-    </w:p>
-    <w:p>
-      <w:pPr>
-        <w:rPr>
-          <w:sz w:val="24"/>
-          <w:szCs w:val="24"/>
-        </w:rPr>
-      </w:pPr>
-    </w:p>
-    <w:p>
-      <w:pPr>
-        <w:rPr>
-          <w:sz w:val="24"/>
-          <w:szCs w:val="24"/>
-        </w:rPr>
-      </w:pPr>
-    </w:p>
-    <w:p>
-      <w:pPr>
-        <w:rPr>
-          <w:sz w:val="24"/>
-          <w:szCs w:val="24"/>
-        </w:rPr>
-      </w:pPr>
-    </w:p>
-    <w:p>
-      <w:pPr>
-        <w:rPr>
-          <w:sz w:val="24"/>
-          <w:szCs w:val="24"/>
-        </w:rPr>
-      </w:pPr>
-    </w:p>
-    <w:p>
-      <w:pPr>
-        <w:pStyle w:val="Heading1"/>
-        <w:jc w:val="center"/>
-        <w:rPr>
-          <w:u w:val="single"/>
-        </w:rPr>
-      </w:pPr>
-      <w:bookmarkStart w:id="5" w:name="_Toc224221464"/>
-      <w:r>
-        <w:rPr>
-          <w:u w:val="single"/>
-        </w:rPr>
-        <w:lastRenderedPageBreak/>
-        <w:t xml:space="preserve">Applicatie </w:t>
-      </w:r>
-      <w:r>
-        <w:rPr>
-          <w:u w:val="single"/>
-        </w:rPr>
-        <w:t>S</w:t>
-      </w:r>
-      <w:r>
-        <w:rPr>
-          <w:u w:val="single"/>
-        </w:rPr>
-        <w:t>pecificaties</w:t>
-      </w:r>
-      <w:bookmarkEnd w:id="5"/>
-    </w:p>
-    <w:p>
-      <w:pPr>
-        <w:rPr>
-          <w:sz w:val="24"/>
-          <w:szCs w:val="24"/>
-        </w:rPr>
-      </w:pPr>
-      <w:r>
-        <w:rPr>
-          <w:sz w:val="24"/>
-          <w:szCs w:val="24"/>
-        </w:rPr>
-        <w:t>De</w:t>
-      </w:r>
-      <w:r>
-        <w:rPr>
-          <w:sz w:val="24"/>
-          <w:szCs w:val="24"/>
-        </w:rPr>
-        <w:t xml:space="preserve"> applicatie is een </w:t>
-      </w:r>
-      <w:proofErr w:type="spellStart"/>
-      <w:r>
-        <w:rPr>
-          <w:sz w:val="24"/>
-          <w:szCs w:val="24"/>
-        </w:rPr>
-        <w:t>weerapp</w:t>
-      </w:r>
-      <w:proofErr w:type="spellEnd"/>
-      <w:r>
-        <w:rPr>
-          <w:sz w:val="24"/>
-          <w:szCs w:val="24"/>
-        </w:rPr>
-        <w:t xml:space="preserve"> </w:t>
-      </w:r>
-      <w:r>
-        <w:rPr>
-          <w:sz w:val="24"/>
-          <w:szCs w:val="24"/>
-        </w:rPr>
-        <w:t xml:space="preserve">en zal worden </w:t>
-      </w:r>
-      <w:r>
-        <w:rPr>
-          <w:sz w:val="24"/>
-          <w:szCs w:val="24"/>
-        </w:rPr>
-        <w:t>ontwikkeld voor Android</w:t>
-      </w:r>
-      <w:r>
-        <w:rPr>
-          <w:sz w:val="24"/>
-          <w:szCs w:val="24"/>
-        </w:rPr>
-        <w:t xml:space="preserve"> met gebruik van </w:t>
-      </w:r>
-      <w:r>
-        <w:rPr>
-          <w:sz w:val="24"/>
-          <w:szCs w:val="24"/>
-        </w:rPr>
-        <w:t>Android Studio Giraffe – 2022.3.1 - Patch 4</w:t>
-      </w:r>
-      <w:r>
-        <w:rPr>
-          <w:sz w:val="24"/>
-          <w:szCs w:val="24"/>
-        </w:rPr>
-        <w:t>.</w:t>
-      </w:r>
-    </w:p>
-    <w:p>
-      <w:pPr>
-        <w:rPr>
-          <w:sz w:val="24"/>
-          <w:szCs w:val="24"/>
-        </w:rPr>
-      </w:pPr>
-    </w:p>
-    <w:p>
-      <w:pPr>
-        <w:rPr>
-          <w:sz w:val="24"/>
-          <w:szCs w:val="24"/>
-        </w:rPr>
-      </w:pPr>
-      <w:proofErr w:type="gramStart"/>
-      <w:r>
-        <w:rPr>
-          <w:sz w:val="24"/>
-          <w:szCs w:val="24"/>
-        </w:rPr>
-        <w:t>Android studio</w:t>
-      </w:r>
-      <w:proofErr w:type="gramEnd"/>
-      <w:r>
-        <w:rPr>
-          <w:sz w:val="24"/>
-          <w:szCs w:val="24"/>
-        </w:rPr>
-        <w:t xml:space="preserve"> heeft standaard ondersteuning voor de programmeertalen </w:t>
-      </w:r>
-      <w:proofErr w:type="spellStart"/>
-      <w:r>
-        <w:rPr>
-          <w:sz w:val="24"/>
-          <w:szCs w:val="24"/>
-        </w:rPr>
-        <w:t>Kotlin</w:t>
-      </w:r>
-      <w:proofErr w:type="spellEnd"/>
-      <w:r>
-        <w:rPr>
-          <w:sz w:val="24"/>
-          <w:szCs w:val="24"/>
-        </w:rPr>
-        <w:t xml:space="preserve"> en Java. </w:t>
-      </w:r>
-    </w:p>
-    <w:p>
-      <w:pPr>
-        <w:rPr>
-          <w:sz w:val="24"/>
-          <w:szCs w:val="24"/>
-        </w:rPr>
-      </w:pPr>
-      <w:r>
-        <w:rPr>
-          <w:sz w:val="24"/>
-          <w:szCs w:val="24"/>
-        </w:rPr>
-        <w:t xml:space="preserve">Voor de </w:t>
-      </w:r>
-      <w:proofErr w:type="spellStart"/>
-      <w:r>
-        <w:rPr>
-          <w:sz w:val="24"/>
-          <w:szCs w:val="24"/>
-        </w:rPr>
-        <w:t>weerapp</w:t>
-      </w:r>
-      <w:proofErr w:type="spellEnd"/>
-      <w:r>
-        <w:rPr>
-          <w:sz w:val="24"/>
-          <w:szCs w:val="24"/>
-        </w:rPr>
-        <w:t xml:space="preserve"> </w:t>
-      </w:r>
-      <w:r>
-        <w:rPr>
-          <w:sz w:val="24"/>
-          <w:szCs w:val="24"/>
-        </w:rPr>
-        <w:t>is de</w:t>
-      </w:r>
-      <w:r>
-        <w:rPr>
-          <w:sz w:val="24"/>
-          <w:szCs w:val="24"/>
-        </w:rPr>
-        <w:t xml:space="preserve"> keuze gemaakt om Java te </w:t>
-      </w:r>
-      <w:r>
-        <w:rPr>
-          <w:sz w:val="24"/>
-          <w:szCs w:val="24"/>
-        </w:rPr>
-        <w:t xml:space="preserve">gaan </w:t>
-      </w:r>
-      <w:r>
-        <w:rPr>
-          <w:sz w:val="24"/>
-          <w:szCs w:val="24"/>
-        </w:rPr>
-        <w:t>gebruiken</w:t>
-      </w:r>
-      <w:r>
-        <w:rPr>
-          <w:sz w:val="24"/>
-          <w:szCs w:val="24"/>
-        </w:rPr>
-        <w:t>,</w:t>
-      </w:r>
-      <w:r>
-        <w:rPr>
-          <w:sz w:val="24"/>
-          <w:szCs w:val="24"/>
-        </w:rPr>
-        <w:t xml:space="preserve"> aangezien dat de traditionele programmeertaal van Android Studio is</w:t>
-      </w:r>
-      <w:r>
-        <w:rPr>
-          <w:sz w:val="24"/>
-          <w:szCs w:val="24"/>
-        </w:rPr>
-        <w:t xml:space="preserve">. Hierdoor is </w:t>
-      </w:r>
-      <w:r>
-        <w:rPr>
-          <w:sz w:val="24"/>
-          <w:szCs w:val="24"/>
-        </w:rPr>
-        <w:t xml:space="preserve">er </w:t>
-      </w:r>
-      <w:r>
-        <w:rPr>
-          <w:sz w:val="24"/>
-          <w:szCs w:val="24"/>
-        </w:rPr>
-        <w:t xml:space="preserve">online meer </w:t>
-      </w:r>
-      <w:r>
-        <w:rPr>
-          <w:sz w:val="24"/>
-          <w:szCs w:val="24"/>
-        </w:rPr>
-        <w:t>documentatie en ondersteuning beschikbaar.</w:t>
-      </w:r>
-    </w:p>
-    <w:p>
-      <w:pPr>
-        <w:rPr>
-          <w:sz w:val="24"/>
-          <w:szCs w:val="24"/>
-        </w:rPr>
-      </w:pPr>
-    </w:p>
-    <w:p>
-      <w:pPr>
-        <w:rPr>
-          <w:sz w:val="24"/>
-          <w:szCs w:val="24"/>
-        </w:rPr>
-      </w:pPr>
-      <w:r>
-        <w:rPr>
-          <w:sz w:val="24"/>
-          <w:szCs w:val="24"/>
-        </w:rPr>
-        <w:t xml:space="preserve">De applicatie zal worden ontwikkeld op een minimum Android SDK API level van 21. </w:t>
-      </w:r>
-      <w:r>
-        <w:rPr>
-          <w:sz w:val="24"/>
-          <w:szCs w:val="24"/>
-        </w:rPr>
-        <w:t xml:space="preserve">Er is </w:t>
-      </w:r>
-      <w:r>
-        <w:rPr>
-          <w:sz w:val="24"/>
-          <w:szCs w:val="24"/>
-        </w:rPr>
-        <w:t xml:space="preserve">hiervoor gekozen, omdat dit het laagst mogelijk </w:t>
-      </w:r>
-      <w:proofErr w:type="gramStart"/>
-      <w:r>
-        <w:rPr>
-          <w:sz w:val="24"/>
-          <w:szCs w:val="24"/>
-        </w:rPr>
-        <w:t>API level</w:t>
-      </w:r>
-      <w:proofErr w:type="gramEnd"/>
-      <w:r>
-        <w:rPr>
-          <w:sz w:val="24"/>
-          <w:szCs w:val="24"/>
-        </w:rPr>
-        <w:t xml:space="preserve"> is dat Google Services momenteel ondersteund. Door het </w:t>
-      </w:r>
-      <w:r>
-        <w:rPr>
-          <w:sz w:val="24"/>
-          <w:szCs w:val="24"/>
-        </w:rPr>
-        <w:t xml:space="preserve">zo </w:t>
-      </w:r>
-      <w:r>
-        <w:rPr>
-          <w:sz w:val="24"/>
-          <w:szCs w:val="24"/>
-        </w:rPr>
-        <w:t xml:space="preserve">laag mogelijke </w:t>
-      </w:r>
-      <w:proofErr w:type="gramStart"/>
-      <w:r>
-        <w:rPr>
-          <w:sz w:val="24"/>
-          <w:szCs w:val="24"/>
-        </w:rPr>
-        <w:t>API level</w:t>
-      </w:r>
-      <w:proofErr w:type="gramEnd"/>
-      <w:r>
-        <w:rPr>
-          <w:sz w:val="24"/>
-          <w:szCs w:val="24"/>
-        </w:rPr>
-        <w:t xml:space="preserve"> te nemen</w:t>
-      </w:r>
-      <w:r>
-        <w:rPr>
-          <w:sz w:val="24"/>
-          <w:szCs w:val="24"/>
-        </w:rPr>
-        <w:t xml:space="preserve">, </w:t>
-      </w:r>
-      <w:r>
-        <w:rPr>
-          <w:sz w:val="24"/>
-          <w:szCs w:val="24"/>
-        </w:rPr>
-        <w:t>kunnen gebruikers met een oudere telefoon</w:t>
-      </w:r>
-      <w:r>
-        <w:rPr>
-          <w:sz w:val="24"/>
-          <w:szCs w:val="24"/>
-        </w:rPr>
-        <w:t xml:space="preserve"> ook</w:t>
-      </w:r>
-      <w:r>
-        <w:rPr>
-          <w:sz w:val="24"/>
-          <w:szCs w:val="24"/>
-        </w:rPr>
-        <w:t xml:space="preserve"> gebruik maken van de app.</w:t>
-      </w:r>
-      <w:r>
-        <w:rPr>
-          <w:sz w:val="24"/>
-          <w:szCs w:val="24"/>
-        </w:rPr>
-        <w:t xml:space="preserve"> </w:t>
-      </w:r>
-      <w:proofErr w:type="gramStart"/>
-      <w:r>
-        <w:rPr>
-          <w:sz w:val="24"/>
-          <w:szCs w:val="24"/>
-        </w:rPr>
-        <w:t>API level</w:t>
-      </w:r>
-      <w:proofErr w:type="gramEnd"/>
-      <w:r>
-        <w:rPr>
-          <w:sz w:val="24"/>
-          <w:szCs w:val="24"/>
-        </w:rPr>
-        <w:t xml:space="preserve"> 21 staat gelijk aan </w:t>
-      </w:r>
-      <w:proofErr w:type="gramStart"/>
-      <w:r>
-        <w:rPr>
-          <w:sz w:val="24"/>
-          <w:szCs w:val="24"/>
-        </w:rPr>
-        <w:t>Android versie</w:t>
-      </w:r>
-      <w:proofErr w:type="gramEnd"/>
-      <w:r>
-        <w:rPr>
-          <w:sz w:val="24"/>
-          <w:szCs w:val="24"/>
-        </w:rPr>
-        <w:t xml:space="preserve"> 5.0.</w:t>
-      </w:r>
-    </w:p>
-    <w:p>
-      <w:pPr>
-        <w:rPr>
-          <w:sz w:val="24"/>
-          <w:szCs w:val="24"/>
-        </w:rPr>
-      </w:pPr>
-    </w:p>
-    <w:p>
-      <w:pPr>
-        <w:rPr>
-          <w:sz w:val="24"/>
-          <w:szCs w:val="24"/>
-        </w:rPr>
-      </w:pPr>
-      <w:r>
-        <w:rPr>
-          <w:sz w:val="24"/>
-          <w:szCs w:val="24"/>
-        </w:rPr>
-        <w:t xml:space="preserve">Voor het ophalen van de weerdata zal </w:t>
-      </w:r>
-      <w:r>
-        <w:rPr>
-          <w:sz w:val="24"/>
-          <w:szCs w:val="24"/>
-        </w:rPr>
-        <w:t>er</w:t>
-      </w:r>
-      <w:r>
-        <w:rPr>
-          <w:sz w:val="24"/>
-          <w:szCs w:val="24"/>
-        </w:rPr>
-        <w:t xml:space="preserve"> gebruik </w:t>
-      </w:r>
-      <w:r>
-        <w:rPr>
-          <w:sz w:val="24"/>
-          <w:szCs w:val="24"/>
-        </w:rPr>
-        <w:t xml:space="preserve">worden gemaakt </w:t>
-      </w:r>
-      <w:r>
-        <w:rPr>
-          <w:sz w:val="24"/>
-          <w:szCs w:val="24"/>
-        </w:rPr>
-        <w:t xml:space="preserve">van de gratis versie van </w:t>
-      </w:r>
-      <w:proofErr w:type="spellStart"/>
-      <w:r>
-        <w:rPr>
-          <w:sz w:val="24"/>
-          <w:szCs w:val="24"/>
-        </w:rPr>
-        <w:t>OpenWeatherMap</w:t>
-      </w:r>
-      <w:proofErr w:type="spellEnd"/>
-      <w:r>
-        <w:rPr>
-          <w:sz w:val="24"/>
-          <w:szCs w:val="24"/>
-        </w:rPr>
-        <w:t xml:space="preserve"> API. </w:t>
-      </w:r>
-      <w:r>
-        <w:rPr>
-          <w:sz w:val="24"/>
-          <w:szCs w:val="24"/>
-        </w:rPr>
-        <w:t xml:space="preserve">Deze API biedt </w:t>
-      </w:r>
-      <w:r>
-        <w:rPr>
-          <w:sz w:val="24"/>
-          <w:szCs w:val="24"/>
-        </w:rPr>
-        <w:t>de</w:t>
-      </w:r>
-      <w:r>
-        <w:rPr>
-          <w:sz w:val="24"/>
-          <w:szCs w:val="24"/>
-        </w:rPr>
-        <w:t xml:space="preserve"> volgende functionaliteit:</w:t>
-      </w:r>
-    </w:p>
-    <w:p>
-      <w:pPr>
-        <w:pStyle w:val="ListParagraph"/>
-        <w:numPr>
-          <w:ilvl w:val="0"/>
-          <w:numId w:val="3"/>
-        </w:numPr>
-        <w:rPr>
-          <w:sz w:val="24"/>
-          <w:szCs w:val="24"/>
-        </w:rPr>
-      </w:pPr>
-      <w:r>
-        <w:rPr>
-          <w:sz w:val="24"/>
-          <w:szCs w:val="24"/>
-        </w:rPr>
-        <w:t>Het h</w:t>
-      </w:r>
-      <w:r>
-        <w:rPr>
-          <w:sz w:val="24"/>
-          <w:szCs w:val="24"/>
-        </w:rPr>
-        <w:t>uidige weer van een locatie ophalen</w:t>
-      </w:r>
-      <w:r>
-        <w:rPr>
-          <w:sz w:val="24"/>
-          <w:szCs w:val="24"/>
-        </w:rPr>
-        <w:t>. D</w:t>
-      </w:r>
-      <w:r>
-        <w:rPr>
-          <w:sz w:val="24"/>
-          <w:szCs w:val="24"/>
-        </w:rPr>
-        <w:t>it wordt iedere 2 uur geüpdatet</w:t>
-      </w:r>
-      <w:r>
-        <w:rPr>
-          <w:sz w:val="24"/>
-          <w:szCs w:val="24"/>
-        </w:rPr>
-        <w:t>.</w:t>
-      </w:r>
-    </w:p>
-    <w:p>
-      <w:pPr>
-        <w:pStyle w:val="ListParagraph"/>
-        <w:numPr>
-          <w:ilvl w:val="0"/>
-          <w:numId w:val="3"/>
-        </w:numPr>
-        <w:rPr>
-          <w:sz w:val="24"/>
-          <w:szCs w:val="24"/>
-        </w:rPr>
-      </w:pPr>
-      <w:r>
-        <w:rPr>
-          <w:sz w:val="24"/>
-          <w:szCs w:val="24"/>
-        </w:rPr>
-        <w:t>De v</w:t>
-      </w:r>
-      <w:r>
-        <w:rPr>
-          <w:sz w:val="24"/>
-          <w:szCs w:val="24"/>
-        </w:rPr>
-        <w:t>olgende weerskaarten</w:t>
-      </w:r>
-      <w:r>
-        <w:rPr>
-          <w:sz w:val="24"/>
-          <w:szCs w:val="24"/>
-        </w:rPr>
-        <w:t xml:space="preserve"> ophalen. Deze worden</w:t>
-      </w:r>
-      <w:r>
-        <w:rPr>
-          <w:sz w:val="24"/>
-          <w:szCs w:val="24"/>
-        </w:rPr>
-        <w:t xml:space="preserve"> iedere 3 uur worden geüpdatet</w:t>
-      </w:r>
-      <w:r>
-        <w:rPr>
-          <w:sz w:val="24"/>
-          <w:szCs w:val="24"/>
-        </w:rPr>
-        <w:t>:</w:t>
-      </w:r>
-    </w:p>
-    <w:p>
-      <w:pPr>
-        <w:pStyle w:val="ListParagraph"/>
-        <w:numPr>
-          <w:ilvl w:val="1"/>
-          <w:numId w:val="3"/>
-        </w:numPr>
-        <w:rPr>
-          <w:sz w:val="24"/>
-          <w:szCs w:val="24"/>
-        </w:rPr>
-      </w:pPr>
-      <w:r>
-        <w:rPr>
-          <w:sz w:val="24"/>
-          <w:szCs w:val="24"/>
-        </w:rPr>
-        <w:t>Wolken</w:t>
-      </w:r>
-    </w:p>
-    <w:p>
-      <w:pPr>
-        <w:pStyle w:val="ListParagraph"/>
-        <w:numPr>
-          <w:ilvl w:val="1"/>
-          <w:numId w:val="3"/>
-        </w:numPr>
-        <w:rPr>
-          <w:sz w:val="24"/>
-          <w:szCs w:val="24"/>
-        </w:rPr>
-      </w:pPr>
-      <w:r>
-        <w:rPr>
-          <w:sz w:val="24"/>
-          <w:szCs w:val="24"/>
-        </w:rPr>
-        <w:t>Neerslag</w:t>
-      </w:r>
-    </w:p>
-    <w:p>
-      <w:pPr>
-        <w:pStyle w:val="ListParagraph"/>
-        <w:numPr>
-          <w:ilvl w:val="1"/>
-          <w:numId w:val="3"/>
-        </w:numPr>
-        <w:rPr>
-          <w:sz w:val="24"/>
-          <w:szCs w:val="24"/>
-        </w:rPr>
-      </w:pPr>
-      <w:r>
-        <w:rPr>
-          <w:sz w:val="24"/>
-          <w:szCs w:val="24"/>
-        </w:rPr>
-        <w:t>Zeewaterdruk</w:t>
-      </w:r>
-    </w:p>
-    <w:p>
-      <w:pPr>
-        <w:pStyle w:val="ListParagraph"/>
-        <w:numPr>
-          <w:ilvl w:val="1"/>
-          <w:numId w:val="3"/>
-        </w:numPr>
-        <w:rPr>
-          <w:sz w:val="24"/>
-          <w:szCs w:val="24"/>
-        </w:rPr>
-      </w:pPr>
-      <w:r>
-        <w:rPr>
-          <w:sz w:val="24"/>
-          <w:szCs w:val="24"/>
-        </w:rPr>
-        <w:t>Windsnelheid</w:t>
-      </w:r>
-    </w:p>
-    <w:p>
-      <w:pPr>
-        <w:pStyle w:val="ListParagraph"/>
-        <w:numPr>
-          <w:ilvl w:val="1"/>
-          <w:numId w:val="3"/>
-        </w:numPr>
-        <w:rPr>
-          <w:sz w:val="24"/>
-          <w:szCs w:val="24"/>
-        </w:rPr>
-      </w:pPr>
-      <w:r>
-        <w:rPr>
-          <w:sz w:val="24"/>
-          <w:szCs w:val="24"/>
-        </w:rPr>
-        <w:t>Temperatuur</w:t>
-      </w:r>
-    </w:p>
-    <w:p>
-      <w:pPr>
-        <w:pStyle w:val="ListParagraph"/>
-        <w:numPr>
-          <w:ilvl w:val="0"/>
-          <w:numId w:val="3"/>
-        </w:numPr>
-        <w:rPr>
-          <w:sz w:val="24"/>
-          <w:szCs w:val="24"/>
-        </w:rPr>
-      </w:pPr>
-      <w:r>
-        <w:rPr>
-          <w:sz w:val="24"/>
-          <w:szCs w:val="24"/>
-        </w:rPr>
-        <w:t>De l</w:t>
-      </w:r>
-      <w:r>
-        <w:rPr>
-          <w:sz w:val="24"/>
-          <w:szCs w:val="24"/>
-        </w:rPr>
-        <w:t>uchtvervuiling van een locatie ophalen</w:t>
-      </w:r>
-      <w:r>
-        <w:rPr>
-          <w:sz w:val="24"/>
-          <w:szCs w:val="24"/>
-        </w:rPr>
-        <w:t>.</w:t>
-      </w:r>
-    </w:p>
-    <w:p>
-      <w:pPr>
-        <w:rPr>
-          <w:sz w:val="24"/>
-          <w:szCs w:val="24"/>
-        </w:rPr>
-      </w:pPr>
-    </w:p>
-    <w:p>
-      <w:pPr>
-        <w:rPr>
-          <w:sz w:val="24"/>
-          <w:szCs w:val="24"/>
-        </w:rPr>
-      </w:pPr>
-      <w:r>
-        <w:rPr>
-          <w:sz w:val="24"/>
-          <w:szCs w:val="24"/>
-        </w:rPr>
-        <w:t>De app zal een inlogscherm hebben met een database connectie</w:t>
-      </w:r>
-      <w:r>
-        <w:rPr>
-          <w:sz w:val="24"/>
-          <w:szCs w:val="24"/>
-        </w:rPr>
-        <w:t xml:space="preserve">, zodat </w:t>
-      </w:r>
-      <w:r>
-        <w:rPr>
-          <w:sz w:val="24"/>
-          <w:szCs w:val="24"/>
-        </w:rPr>
-        <w:t>alleen unieke gebruikersaccounts van leden van de hobbyclub gebruik kunnen maken van de app.</w:t>
-      </w:r>
-    </w:p>
-    <w:p>
-      <w:pPr>
-        <w:rPr>
-          <w:sz w:val="24"/>
-          <w:szCs w:val="24"/>
-        </w:rPr>
-      </w:pPr>
-      <w:r>
-        <w:rPr>
-          <w:sz w:val="24"/>
-          <w:szCs w:val="24"/>
-        </w:rPr>
-        <w:br w:type="page"/>
-      </w:r>
-    </w:p>
-    <w:p>
-      <w:pPr>
-        <w:pStyle w:val="Heading1"/>
-        <w:jc w:val="center"/>
-        <w:rPr>
-          <w:u w:val="single"/>
-        </w:rPr>
-      </w:pPr>
-      <w:r>
-        <w:rPr>
-          <w:u w:val="single"/>
-        </w:rPr>
-        <w:lastRenderedPageBreak/>
-        <w:t>Ontwerp</w:t>
-      </w:r>
-    </w:p>
-    <w:p>
-      <w:pPr>
-        <w:rPr>
-          <w:sz w:val="24"/>
-          <w:szCs w:val="24"/>
-        </w:rPr>
-      </w:pPr>
-      <w:r>
-        <w:rPr>
-          <w:sz w:val="24"/>
-          <w:szCs w:val="24"/>
-        </w:rPr>
-        <w:t xml:space="preserve">Hier komen de volgende </w:t>
-      </w:r>
-      <w:proofErr w:type="spellStart"/>
-      <w:r>
-        <w:rPr>
-          <w:sz w:val="24"/>
-          <w:szCs w:val="24"/>
-        </w:rPr>
-        <w:t>wirefrmes</w:t>
-      </w:r>
-      <w:proofErr w:type="spellEnd"/>
-      <w:r>
-        <w:rPr>
-          <w:sz w:val="24"/>
-          <w:szCs w:val="24"/>
-        </w:rPr>
-        <w:t>:</w:t>
-      </w:r>
-    </w:p>
-    <w:p>
-      <w:pPr>
-        <w:pStyle w:val="ListParagraph"/>
-        <w:numPr>
-          <w:ilvl w:val="0"/>
-          <w:numId w:val="3"/>
-        </w:numPr>
-        <w:rPr>
-          <w:sz w:val="24"/>
-          <w:szCs w:val="24"/>
-        </w:rPr>
-      </w:pPr>
-      <w:r>
-        <w:rPr>
-          <w:sz w:val="24"/>
-          <w:szCs w:val="24"/>
-        </w:rPr>
-        <w:t>Logo design</w:t>
-      </w:r>
-    </w:p>
-    <w:p>
-      <w:pPr>
-        <w:pStyle w:val="ListParagraph"/>
-        <w:numPr>
-          <w:ilvl w:val="0"/>
-          <w:numId w:val="3"/>
-        </w:numPr>
-        <w:rPr>
-          <w:sz w:val="24"/>
-          <w:szCs w:val="24"/>
-        </w:rPr>
-      </w:pPr>
-      <w:r>
-        <w:rPr>
-          <w:sz w:val="24"/>
-          <w:szCs w:val="24"/>
-        </w:rPr>
-        <w:t>Kleurenstelling (van logo afgenomen waarschijnlijk)</w:t>
-      </w:r>
-    </w:p>
-    <w:p>
-      <w:pPr>
-        <w:pStyle w:val="ListParagraph"/>
-        <w:numPr>
-          <w:ilvl w:val="0"/>
-          <w:numId w:val="3"/>
-        </w:numPr>
-        <w:rPr>
-          <w:sz w:val="24"/>
-          <w:szCs w:val="24"/>
-        </w:rPr>
-      </w:pPr>
-      <w:r>
-        <w:rPr>
-          <w:sz w:val="24"/>
-          <w:szCs w:val="24"/>
-        </w:rPr>
-        <w:t xml:space="preserve">First </w:t>
-      </w:r>
-      <w:proofErr w:type="spellStart"/>
-      <w:r>
-        <w:rPr>
-          <w:sz w:val="24"/>
-          <w:szCs w:val="24"/>
-        </w:rPr>
-        <w:t>bootup</w:t>
-      </w:r>
-      <w:proofErr w:type="spellEnd"/>
-      <w:r>
-        <w:rPr>
-          <w:sz w:val="24"/>
-          <w:szCs w:val="24"/>
-        </w:rPr>
-        <w:t xml:space="preserve"> scherm met:</w:t>
-      </w:r>
-    </w:p>
-    <w:p>
-      <w:pPr>
-        <w:pStyle w:val="ListParagraph"/>
-        <w:numPr>
-          <w:ilvl w:val="1"/>
-          <w:numId w:val="3"/>
-        </w:numPr>
-        <w:rPr>
-          <w:sz w:val="24"/>
-          <w:szCs w:val="24"/>
-        </w:rPr>
-      </w:pPr>
-      <w:r>
-        <w:rPr>
-          <w:sz w:val="24"/>
-          <w:szCs w:val="24"/>
-        </w:rPr>
-        <w:t>Logo</w:t>
-      </w:r>
-    </w:p>
-    <w:p>
-      <w:pPr>
-        <w:pStyle w:val="ListParagraph"/>
-        <w:numPr>
-          <w:ilvl w:val="1"/>
-          <w:numId w:val="3"/>
-        </w:numPr>
-        <w:rPr>
-          <w:sz w:val="24"/>
-          <w:szCs w:val="24"/>
-        </w:rPr>
-      </w:pPr>
-      <w:proofErr w:type="spellStart"/>
-      <w:r>
-        <w:rPr>
-          <w:sz w:val="24"/>
-          <w:szCs w:val="24"/>
-        </w:rPr>
-        <w:t>Appnaam</w:t>
-      </w:r>
-      <w:proofErr w:type="spellEnd"/>
-    </w:p>
-    <w:p>
-      <w:pPr>
-        <w:pStyle w:val="ListParagraph"/>
-        <w:numPr>
-          <w:ilvl w:val="1"/>
-          <w:numId w:val="3"/>
-        </w:numPr>
-        <w:rPr>
-          <w:sz w:val="24"/>
-          <w:szCs w:val="24"/>
-        </w:rPr>
-      </w:pPr>
-      <w:r>
-        <w:rPr>
-          <w:sz w:val="24"/>
-          <w:szCs w:val="24"/>
-        </w:rPr>
-        <w:t xml:space="preserve">Gebruikersnaam </w:t>
-      </w:r>
-      <w:proofErr w:type="spellStart"/>
-      <w:r>
-        <w:rPr>
-          <w:sz w:val="24"/>
-          <w:szCs w:val="24"/>
-        </w:rPr>
-        <w:t>textveld</w:t>
-      </w:r>
-      <w:proofErr w:type="spellEnd"/>
-    </w:p>
-    <w:p>
-      <w:pPr>
-        <w:pStyle w:val="ListParagraph"/>
-        <w:numPr>
-          <w:ilvl w:val="1"/>
-          <w:numId w:val="3"/>
-        </w:numPr>
-        <w:rPr>
-          <w:sz w:val="24"/>
-          <w:szCs w:val="24"/>
-        </w:rPr>
-      </w:pPr>
-      <w:r>
-        <w:rPr>
-          <w:sz w:val="24"/>
-          <w:szCs w:val="24"/>
-        </w:rPr>
-        <w:t xml:space="preserve">Wachtwoord </w:t>
-      </w:r>
-      <w:proofErr w:type="spellStart"/>
-      <w:r>
-        <w:rPr>
-          <w:sz w:val="24"/>
-          <w:szCs w:val="24"/>
-        </w:rPr>
-        <w:t>textveld</w:t>
-      </w:r>
-      <w:proofErr w:type="spellEnd"/>
-    </w:p>
-    <w:p>
-      <w:pPr>
-        <w:pStyle w:val="ListParagraph"/>
-        <w:numPr>
-          <w:ilvl w:val="1"/>
-          <w:numId w:val="3"/>
-        </w:numPr>
-        <w:rPr>
-          <w:sz w:val="24"/>
-          <w:szCs w:val="24"/>
-        </w:rPr>
-      </w:pPr>
-      <w:r>
-        <w:rPr>
-          <w:sz w:val="24"/>
-          <w:szCs w:val="24"/>
-        </w:rPr>
-        <w:t>Login knop</w:t>
-      </w:r>
-    </w:p>
-    <w:p>
-      <w:pPr>
-        <w:pStyle w:val="ListParagraph"/>
-        <w:numPr>
-          <w:ilvl w:val="2"/>
-          <w:numId w:val="3"/>
-        </w:numPr>
-        <w:rPr>
-          <w:sz w:val="24"/>
-          <w:szCs w:val="24"/>
-        </w:rPr>
-      </w:pPr>
-      <w:proofErr w:type="gramStart"/>
-      <w:r>
-        <w:rPr>
-          <w:sz w:val="24"/>
-          <w:szCs w:val="24"/>
-        </w:rPr>
-        <w:t>Indien</w:t>
-      </w:r>
-      <w:proofErr w:type="gramEnd"/>
-      <w:r>
-        <w:rPr>
-          <w:sz w:val="24"/>
-          <w:szCs w:val="24"/>
-        </w:rPr>
-        <w:t xml:space="preserve"> gegevens kloppen wordt er ingelogd en leid de knop naar het hoofdscherm van de app</w:t>
-      </w:r>
-    </w:p>
-    <w:p>
-      <w:pPr>
-        <w:pStyle w:val="ListParagraph"/>
-        <w:numPr>
-          <w:ilvl w:val="2"/>
-          <w:numId w:val="3"/>
-        </w:numPr>
-        <w:rPr>
-          <w:sz w:val="24"/>
-          <w:szCs w:val="24"/>
-        </w:rPr>
-      </w:pPr>
-      <w:proofErr w:type="gramStart"/>
-      <w:r>
-        <w:rPr>
-          <w:sz w:val="24"/>
-          <w:szCs w:val="24"/>
-        </w:rPr>
-        <w:t>Indien</w:t>
-      </w:r>
-      <w:proofErr w:type="gramEnd"/>
-      <w:r>
-        <w:rPr>
-          <w:sz w:val="24"/>
-          <w:szCs w:val="24"/>
-        </w:rPr>
-        <w:t xml:space="preserve"> </w:t>
-      </w:r>
-      <w:proofErr w:type="spellStart"/>
-      <w:r>
-        <w:rPr>
-          <w:sz w:val="24"/>
-          <w:szCs w:val="24"/>
-        </w:rPr>
-        <w:t>gegegevens</w:t>
-      </w:r>
-      <w:proofErr w:type="spellEnd"/>
-      <w:r>
-        <w:rPr>
-          <w:sz w:val="24"/>
-          <w:szCs w:val="24"/>
-        </w:rPr>
-        <w:t xml:space="preserve"> incorrect zijn komt er een foutmelding</w:t>
-      </w:r>
-    </w:p>
-    <w:p>
-      <w:pPr>
-        <w:pStyle w:val="ListParagraph"/>
-        <w:numPr>
-          <w:ilvl w:val="1"/>
-          <w:numId w:val="3"/>
-        </w:numPr>
-        <w:rPr>
-          <w:sz w:val="24"/>
-          <w:szCs w:val="24"/>
-        </w:rPr>
-      </w:pPr>
-      <w:r>
-        <w:rPr>
-          <w:sz w:val="24"/>
-          <w:szCs w:val="24"/>
-        </w:rPr>
-        <w:t>Registreer knop</w:t>
-      </w:r>
-    </w:p>
-    <w:p>
-      <w:pPr>
-        <w:pStyle w:val="ListParagraph"/>
-        <w:numPr>
-          <w:ilvl w:val="2"/>
-          <w:numId w:val="3"/>
-        </w:numPr>
-        <w:rPr>
-          <w:sz w:val="24"/>
-          <w:szCs w:val="24"/>
-        </w:rPr>
-      </w:pPr>
-      <w:r>
-        <w:rPr>
-          <w:sz w:val="24"/>
-          <w:szCs w:val="24"/>
-        </w:rPr>
-        <w:t>Deze leidt naar een nieuwe pagina waar er geregistreerd kan worden</w:t>
-      </w:r>
-    </w:p>
-    <w:p>
-      <w:pPr>
-        <w:pStyle w:val="ListParagraph"/>
-        <w:numPr>
-          <w:ilvl w:val="0"/>
-          <w:numId w:val="3"/>
-        </w:numPr>
-        <w:rPr>
-          <w:sz w:val="24"/>
-          <w:szCs w:val="24"/>
-        </w:rPr>
-      </w:pPr>
-      <w:r>
-        <w:rPr>
-          <w:sz w:val="24"/>
-          <w:szCs w:val="24"/>
-        </w:rPr>
-        <w:t>Registreer scherm met:</w:t>
-      </w:r>
-    </w:p>
-    <w:p>
-      <w:pPr>
-        <w:pStyle w:val="ListParagraph"/>
-        <w:numPr>
-          <w:ilvl w:val="1"/>
-          <w:numId w:val="3"/>
-        </w:numPr>
-        <w:rPr>
-          <w:sz w:val="24"/>
-          <w:szCs w:val="24"/>
-        </w:rPr>
-      </w:pPr>
-      <w:r>
-        <w:rPr>
-          <w:sz w:val="24"/>
-          <w:szCs w:val="24"/>
-        </w:rPr>
-        <w:t>Logo</w:t>
-      </w:r>
-    </w:p>
-    <w:p>
-      <w:pPr>
-        <w:pStyle w:val="ListParagraph"/>
-        <w:numPr>
-          <w:ilvl w:val="1"/>
-          <w:numId w:val="3"/>
-        </w:numPr>
-        <w:rPr>
-          <w:sz w:val="24"/>
-          <w:szCs w:val="24"/>
-        </w:rPr>
-      </w:pPr>
-      <w:proofErr w:type="spellStart"/>
-      <w:r>
-        <w:rPr>
-          <w:sz w:val="24"/>
-          <w:szCs w:val="24"/>
-        </w:rPr>
-        <w:t>Appnaam</w:t>
-      </w:r>
-      <w:proofErr w:type="spellEnd"/>
-    </w:p>
-    <w:p>
-      <w:pPr>
-        <w:pStyle w:val="ListParagraph"/>
-        <w:numPr>
-          <w:ilvl w:val="1"/>
-          <w:numId w:val="3"/>
-        </w:numPr>
-        <w:rPr>
-          <w:sz w:val="24"/>
-          <w:szCs w:val="24"/>
-        </w:rPr>
-      </w:pPr>
-      <w:r>
-        <w:rPr>
-          <w:sz w:val="24"/>
-          <w:szCs w:val="24"/>
-        </w:rPr>
-        <w:t xml:space="preserve">Voor- en achternaam invullen </w:t>
-      </w:r>
-      <w:proofErr w:type="spellStart"/>
-      <w:r>
-        <w:rPr>
-          <w:sz w:val="24"/>
-          <w:szCs w:val="24"/>
-        </w:rPr>
-        <w:t>textveld</w:t>
-      </w:r>
-      <w:proofErr w:type="spellEnd"/>
-    </w:p>
-    <w:p>
-      <w:pPr>
-        <w:pStyle w:val="ListParagraph"/>
-        <w:numPr>
-          <w:ilvl w:val="1"/>
-          <w:numId w:val="3"/>
-        </w:numPr>
-        <w:rPr>
-          <w:sz w:val="24"/>
-          <w:szCs w:val="24"/>
-        </w:rPr>
-      </w:pPr>
-      <w:r>
-        <w:rPr>
-          <w:sz w:val="24"/>
-          <w:szCs w:val="24"/>
-        </w:rPr>
-        <w:t xml:space="preserve">Gebruikersnaam kiezen </w:t>
-      </w:r>
-      <w:proofErr w:type="spellStart"/>
-      <w:r>
-        <w:rPr>
-          <w:sz w:val="24"/>
-          <w:szCs w:val="24"/>
-        </w:rPr>
-        <w:t>textveld</w:t>
-      </w:r>
-      <w:proofErr w:type="spellEnd"/>
-    </w:p>
-    <w:p>
-      <w:pPr>
-        <w:pStyle w:val="ListParagraph"/>
-        <w:numPr>
-          <w:ilvl w:val="1"/>
-          <w:numId w:val="3"/>
-        </w:numPr>
-        <w:rPr>
-          <w:sz w:val="24"/>
-          <w:szCs w:val="24"/>
-        </w:rPr>
-      </w:pPr>
-      <w:r>
-        <w:rPr>
-          <w:sz w:val="24"/>
-          <w:szCs w:val="24"/>
-        </w:rPr>
-        <w:t xml:space="preserve">Wachtwoord kiezen </w:t>
-      </w:r>
-      <w:proofErr w:type="spellStart"/>
-      <w:r>
-        <w:rPr>
-          <w:sz w:val="24"/>
-          <w:szCs w:val="24"/>
-        </w:rPr>
-        <w:t>textveld</w:t>
-      </w:r>
-      <w:proofErr w:type="spellEnd"/>
-    </w:p>
-    <w:p>
-      <w:pPr>
-        <w:pStyle w:val="ListParagraph"/>
-        <w:numPr>
-          <w:ilvl w:val="1"/>
-          <w:numId w:val="3"/>
-        </w:numPr>
-        <w:rPr>
-          <w:sz w:val="24"/>
-          <w:szCs w:val="24"/>
-        </w:rPr>
-      </w:pPr>
-      <w:r>
-        <w:rPr>
-          <w:sz w:val="24"/>
-          <w:szCs w:val="24"/>
-        </w:rPr>
-        <w:t>Registreer knop</w:t>
-      </w:r>
-    </w:p>
-    <w:p>
-      <w:pPr>
-        <w:pStyle w:val="ListParagraph"/>
-        <w:numPr>
-          <w:ilvl w:val="2"/>
-          <w:numId w:val="3"/>
-        </w:numPr>
-        <w:rPr>
-          <w:sz w:val="24"/>
-          <w:szCs w:val="24"/>
-        </w:rPr>
-      </w:pPr>
-      <w:proofErr w:type="gramStart"/>
-      <w:r>
-        <w:rPr>
-          <w:sz w:val="24"/>
-          <w:szCs w:val="24"/>
-        </w:rPr>
-        <w:t>Indien</w:t>
-      </w:r>
-      <w:proofErr w:type="gramEnd"/>
-      <w:r>
-        <w:rPr>
-          <w:sz w:val="24"/>
-          <w:szCs w:val="24"/>
-        </w:rPr>
-        <w:t xml:space="preserve"> de gebruikersnaam uniek is wordt er een nieuwe gebruiker aangemaakt. Vervolgens komt de gebruiker terug op het inlogscherm.</w:t>
-      </w:r>
-    </w:p>
-    <w:p>
-      <w:pPr>
-        <w:pStyle w:val="ListParagraph"/>
-        <w:numPr>
-          <w:ilvl w:val="2"/>
-          <w:numId w:val="3"/>
-        </w:numPr>
-        <w:rPr>
-          <w:sz w:val="24"/>
-          <w:szCs w:val="24"/>
-        </w:rPr>
-      </w:pPr>
-      <w:proofErr w:type="gramStart"/>
-      <w:r>
-        <w:rPr>
-          <w:sz w:val="24"/>
-          <w:szCs w:val="24"/>
-        </w:rPr>
-        <w:t>Indien</w:t>
-      </w:r>
-      <w:proofErr w:type="gramEnd"/>
-      <w:r>
-        <w:rPr>
-          <w:sz w:val="24"/>
-          <w:szCs w:val="24"/>
-        </w:rPr>
-        <w:t xml:space="preserve"> de gebruikersnaam NIET uniek is komt er een foutmelding.</w:t>
-      </w:r>
-    </w:p>
-    <w:p>
-      <w:pPr>
-        <w:pStyle w:val="ListParagraph"/>
-        <w:numPr>
-          <w:ilvl w:val="1"/>
-          <w:numId w:val="3"/>
-        </w:numPr>
-        <w:rPr>
-          <w:sz w:val="24"/>
-          <w:szCs w:val="24"/>
-        </w:rPr>
-      </w:pPr>
-      <w:r>
-        <w:rPr>
-          <w:sz w:val="24"/>
-          <w:szCs w:val="24"/>
-        </w:rPr>
-        <w:t>Knop om terug te keren naar het inlogscherm</w:t>
-      </w:r>
-    </w:p>
-    <w:p>
-      <w:pPr>
-        <w:pStyle w:val="ListParagraph"/>
-        <w:numPr>
-          <w:ilvl w:val="0"/>
-          <w:numId w:val="3"/>
-        </w:numPr>
-        <w:rPr>
-          <w:sz w:val="24"/>
-          <w:szCs w:val="24"/>
-        </w:rPr>
-      </w:pPr>
-      <w:proofErr w:type="spellStart"/>
-      <w:r>
-        <w:rPr>
-          <w:sz w:val="24"/>
-          <w:szCs w:val="24"/>
-        </w:rPr>
-        <w:t>Main</w:t>
-      </w:r>
-      <w:proofErr w:type="spellEnd"/>
-      <w:r>
-        <w:rPr>
-          <w:sz w:val="24"/>
-          <w:szCs w:val="24"/>
-        </w:rPr>
-        <w:t xml:space="preserve"> scherm met:</w:t>
-      </w:r>
-    </w:p>
-    <w:p>
-      <w:pPr>
-        <w:pStyle w:val="ListParagraph"/>
-        <w:numPr>
-          <w:ilvl w:val="1"/>
-          <w:numId w:val="3"/>
-        </w:numPr>
-        <w:rPr>
-          <w:sz w:val="24"/>
-          <w:szCs w:val="24"/>
-        </w:rPr>
-      </w:pPr>
-      <w:r>
-        <w:rPr>
-          <w:sz w:val="24"/>
-          <w:szCs w:val="24"/>
-        </w:rPr>
-        <w:t>Bovenin logo en/of app naam</w:t>
-      </w:r>
-    </w:p>
-    <w:p>
-      <w:pPr>
-        <w:pStyle w:val="ListParagraph"/>
-        <w:numPr>
-          <w:ilvl w:val="1"/>
-          <w:numId w:val="3"/>
-        </w:numPr>
-        <w:rPr>
-          <w:sz w:val="24"/>
-          <w:szCs w:val="24"/>
-        </w:rPr>
-      </w:pPr>
-      <w:r>
-        <w:rPr>
-          <w:sz w:val="24"/>
-          <w:szCs w:val="24"/>
-        </w:rPr>
-        <w:t xml:space="preserve">Een tandwiel </w:t>
-      </w:r>
-      <w:proofErr w:type="gramStart"/>
-      <w:r>
-        <w:rPr>
-          <w:sz w:val="24"/>
-          <w:szCs w:val="24"/>
-        </w:rPr>
-        <w:t>die</w:t>
-      </w:r>
-      <w:proofErr w:type="gramEnd"/>
-      <w:r>
-        <w:rPr>
-          <w:sz w:val="24"/>
-          <w:szCs w:val="24"/>
-        </w:rPr>
-        <w:t xml:space="preserve"> een </w:t>
-      </w:r>
-      <w:proofErr w:type="spellStart"/>
-      <w:r>
-        <w:rPr>
-          <w:sz w:val="24"/>
-          <w:szCs w:val="24"/>
-        </w:rPr>
-        <w:t>popup</w:t>
-      </w:r>
-      <w:proofErr w:type="spellEnd"/>
-      <w:r>
-        <w:rPr>
-          <w:sz w:val="24"/>
-          <w:szCs w:val="24"/>
-        </w:rPr>
-        <w:t xml:space="preserve"> menu opent</w:t>
-      </w:r>
-    </w:p>
-    <w:p>
-      <w:pPr>
-        <w:pStyle w:val="ListParagraph"/>
-        <w:numPr>
-          <w:ilvl w:val="2"/>
-          <w:numId w:val="3"/>
-        </w:numPr>
-        <w:rPr>
-          <w:sz w:val="24"/>
-          <w:szCs w:val="24"/>
-        </w:rPr>
-      </w:pPr>
-      <w:r>
-        <w:rPr>
-          <w:sz w:val="24"/>
-          <w:szCs w:val="24"/>
-        </w:rPr>
-        <w:t xml:space="preserve">Hierin is een </w:t>
-      </w:r>
-      <w:proofErr w:type="spellStart"/>
-      <w:r>
-        <w:rPr>
-          <w:sz w:val="24"/>
-          <w:szCs w:val="24"/>
-        </w:rPr>
-        <w:t>settings</w:t>
-      </w:r>
-      <w:proofErr w:type="spellEnd"/>
-      <w:r>
-        <w:rPr>
-          <w:sz w:val="24"/>
-          <w:szCs w:val="24"/>
-        </w:rPr>
-        <w:t xml:space="preserve"> knop</w:t>
-      </w:r>
-    </w:p>
-    <w:p>
-      <w:pPr>
-        <w:pStyle w:val="ListParagraph"/>
-        <w:numPr>
-          <w:ilvl w:val="3"/>
-          <w:numId w:val="3"/>
-        </w:numPr>
-        <w:rPr>
-          <w:sz w:val="24"/>
-          <w:szCs w:val="24"/>
-        </w:rPr>
-      </w:pPr>
-      <w:proofErr w:type="gramStart"/>
-      <w:r>
-        <w:rPr>
-          <w:sz w:val="24"/>
-          <w:szCs w:val="24"/>
-        </w:rPr>
-        <w:t>deze</w:t>
-      </w:r>
-      <w:proofErr w:type="gramEnd"/>
-      <w:r>
-        <w:rPr>
-          <w:sz w:val="24"/>
-          <w:szCs w:val="24"/>
-        </w:rPr>
-        <w:t xml:space="preserve"> is alleen beschikbaar als de gebruiker een </w:t>
-      </w:r>
-      <w:proofErr w:type="spellStart"/>
-      <w:r>
-        <w:rPr>
-          <w:sz w:val="24"/>
-          <w:szCs w:val="24"/>
-        </w:rPr>
-        <w:t>admin</w:t>
-      </w:r>
-      <w:proofErr w:type="spellEnd"/>
-      <w:r>
-        <w:rPr>
-          <w:sz w:val="24"/>
-          <w:szCs w:val="24"/>
-        </w:rPr>
-        <w:t xml:space="preserve"> is.</w:t>
-      </w:r>
-    </w:p>
-    <w:p>
-      <w:pPr>
-        <w:pStyle w:val="ListParagraph"/>
-        <w:numPr>
-          <w:ilvl w:val="2"/>
-          <w:numId w:val="3"/>
-        </w:numPr>
-        <w:rPr>
-          <w:sz w:val="24"/>
-          <w:szCs w:val="24"/>
-        </w:rPr>
-      </w:pPr>
-      <w:r>
-        <w:rPr>
-          <w:sz w:val="24"/>
-          <w:szCs w:val="24"/>
-        </w:rPr>
-        <w:t xml:space="preserve">Een </w:t>
-      </w:r>
-      <w:proofErr w:type="spellStart"/>
-      <w:r>
-        <w:rPr>
-          <w:sz w:val="24"/>
-          <w:szCs w:val="24"/>
-        </w:rPr>
-        <w:t>logout</w:t>
-      </w:r>
-      <w:proofErr w:type="spellEnd"/>
-      <w:r>
-        <w:rPr>
-          <w:sz w:val="24"/>
-          <w:szCs w:val="24"/>
-        </w:rPr>
-        <w:t xml:space="preserve"> knop</w:t>
-      </w:r>
-    </w:p>
-    <w:p>
-      <w:pPr>
-        <w:pStyle w:val="ListParagraph"/>
-        <w:numPr>
-          <w:ilvl w:val="3"/>
-          <w:numId w:val="3"/>
-        </w:numPr>
-        <w:rPr>
-          <w:sz w:val="24"/>
-          <w:szCs w:val="24"/>
-        </w:rPr>
-      </w:pPr>
-      <w:proofErr w:type="gramStart"/>
-      <w:r>
-        <w:rPr>
-          <w:sz w:val="24"/>
-          <w:szCs w:val="24"/>
-        </w:rPr>
-        <w:t>keert</w:t>
-      </w:r>
-      <w:proofErr w:type="gramEnd"/>
-      <w:r>
-        <w:rPr>
-          <w:sz w:val="24"/>
-          <w:szCs w:val="24"/>
-        </w:rPr>
-        <w:t xml:space="preserve"> de gebruiker terug naar het inlogscherm</w:t>
-      </w:r>
-    </w:p>
-    <w:p>
-      <w:pPr>
-        <w:pStyle w:val="ListParagraph"/>
-        <w:numPr>
-          <w:ilvl w:val="2"/>
-          <w:numId w:val="3"/>
-        </w:numPr>
-        <w:rPr>
-          <w:sz w:val="24"/>
-          <w:szCs w:val="24"/>
-        </w:rPr>
-      </w:pPr>
-      <w:r>
-        <w:rPr>
-          <w:sz w:val="24"/>
-          <w:szCs w:val="24"/>
-        </w:rPr>
-        <w:t xml:space="preserve">Een </w:t>
-      </w:r>
-      <w:proofErr w:type="spellStart"/>
-      <w:r>
-        <w:rPr>
-          <w:sz w:val="24"/>
-          <w:szCs w:val="24"/>
-        </w:rPr>
-        <w:t>credits</w:t>
-      </w:r>
-      <w:proofErr w:type="spellEnd"/>
-      <w:r>
-        <w:rPr>
-          <w:sz w:val="24"/>
-          <w:szCs w:val="24"/>
-        </w:rPr>
-        <w:t xml:space="preserve"> bekijken knop </w:t>
-      </w:r>
-    </w:p>
-    <w:p>
-      <w:pPr>
-        <w:pStyle w:val="ListParagraph"/>
-        <w:numPr>
-          <w:ilvl w:val="3"/>
-          <w:numId w:val="3"/>
-        </w:numPr>
-        <w:rPr>
-          <w:sz w:val="24"/>
-          <w:szCs w:val="24"/>
-        </w:rPr>
-      </w:pPr>
-      <w:r>
-        <w:rPr>
-          <w:sz w:val="24"/>
-          <w:szCs w:val="24"/>
-        </w:rPr>
-        <w:t xml:space="preserve">Opent een </w:t>
-      </w:r>
-      <w:proofErr w:type="spellStart"/>
-      <w:r>
-        <w:rPr>
-          <w:sz w:val="24"/>
-          <w:szCs w:val="24"/>
-        </w:rPr>
-        <w:t>popup</w:t>
-      </w:r>
-      <w:proofErr w:type="spellEnd"/>
-      <w:r>
-        <w:rPr>
-          <w:sz w:val="24"/>
-          <w:szCs w:val="24"/>
-        </w:rPr>
-        <w:t xml:space="preserve"> scherm met de </w:t>
-      </w:r>
-      <w:proofErr w:type="spellStart"/>
-      <w:r>
-        <w:rPr>
-          <w:sz w:val="24"/>
-          <w:szCs w:val="24"/>
-        </w:rPr>
-        <w:t>credits</w:t>
-      </w:r>
-      <w:proofErr w:type="spellEnd"/>
-    </w:p>
-    <w:p>
-      <w:pPr>
-        <w:pStyle w:val="ListParagraph"/>
-        <w:numPr>
-          <w:ilvl w:val="4"/>
-          <w:numId w:val="3"/>
-        </w:numPr>
-        <w:rPr>
-          <w:sz w:val="24"/>
-          <w:szCs w:val="24"/>
-        </w:rPr>
-      </w:pPr>
-      <w:r>
-        <w:rPr>
-          <w:sz w:val="24"/>
-          <w:szCs w:val="24"/>
-        </w:rPr>
-        <w:t xml:space="preserve">Het </w:t>
-      </w:r>
-      <w:proofErr w:type="spellStart"/>
-      <w:r>
-        <w:rPr>
-          <w:sz w:val="24"/>
-          <w:szCs w:val="24"/>
-        </w:rPr>
-        <w:t>popup</w:t>
-      </w:r>
-      <w:proofErr w:type="spellEnd"/>
-      <w:r>
-        <w:rPr>
-          <w:sz w:val="24"/>
-          <w:szCs w:val="24"/>
-        </w:rPr>
-        <w:t xml:space="preserve"> scherm bevat een kruisje om het weer weg te klikken</w:t>
-      </w:r>
-    </w:p>
-    <w:p>
-      <w:pPr>
-        <w:pStyle w:val="ListParagraph"/>
-        <w:numPr>
-          <w:ilvl w:val="1"/>
-          <w:numId w:val="3"/>
-        </w:numPr>
-        <w:rPr>
-          <w:sz w:val="24"/>
-          <w:szCs w:val="24"/>
-        </w:rPr>
-      </w:pPr>
-      <w:r>
-        <w:rPr>
-          <w:sz w:val="24"/>
-          <w:szCs w:val="24"/>
-        </w:rPr>
-        <w:t>Een zoekbalk om een stad te zoeken</w:t>
-      </w:r>
-    </w:p>
-    <w:p>
-      <w:pPr>
-        <w:pStyle w:val="ListParagraph"/>
-        <w:numPr>
-          <w:ilvl w:val="2"/>
-          <w:numId w:val="3"/>
-        </w:numPr>
-        <w:rPr>
-          <w:sz w:val="24"/>
-          <w:szCs w:val="24"/>
-        </w:rPr>
-      </w:pPr>
-      <w:r>
-        <w:rPr>
-          <w:sz w:val="24"/>
-          <w:szCs w:val="24"/>
-        </w:rPr>
-        <w:t xml:space="preserve">Mogelijk meer </w:t>
-      </w:r>
-      <w:proofErr w:type="spellStart"/>
-      <w:r>
-        <w:rPr>
-          <w:sz w:val="24"/>
-          <w:szCs w:val="24"/>
-        </w:rPr>
-        <w:t>idk</w:t>
-      </w:r>
-      <w:proofErr w:type="spellEnd"/>
-      <w:r>
-        <w:rPr>
-          <w:sz w:val="24"/>
-          <w:szCs w:val="24"/>
-        </w:rPr>
-        <w:t xml:space="preserve"> hoe het werkt </w:t>
-      </w:r>
-      <w:proofErr w:type="spellStart"/>
-      <w:r>
-        <w:rPr>
-          <w:sz w:val="24"/>
-          <w:szCs w:val="24"/>
-        </w:rPr>
-        <w:t>yet</w:t>
-      </w:r>
-      <w:proofErr w:type="spellEnd"/>
-    </w:p>
-    <w:p>
-      <w:pPr>
-        <w:pStyle w:val="ListParagraph"/>
-        <w:numPr>
-          <w:ilvl w:val="1"/>
-          <w:numId w:val="3"/>
-        </w:numPr>
-        <w:rPr>
-          <w:sz w:val="24"/>
-          <w:szCs w:val="24"/>
-        </w:rPr>
-      </w:pPr>
-      <w:r>
-        <w:rPr>
-          <w:sz w:val="24"/>
-          <w:szCs w:val="24"/>
-        </w:rPr>
-        <w:lastRenderedPageBreak/>
-        <w:t>Als er GEEN stad is gekozen staat er een melding “kies een stad om het weer te bekijken”</w:t>
-      </w:r>
-    </w:p>
-    <w:p>
-      <w:pPr>
-        <w:pStyle w:val="ListParagraph"/>
-        <w:numPr>
-          <w:ilvl w:val="1"/>
-          <w:numId w:val="3"/>
-        </w:numPr>
-        <w:rPr>
-          <w:sz w:val="24"/>
-          <w:szCs w:val="24"/>
-        </w:rPr>
-      </w:pPr>
-      <w:r>
-        <w:rPr>
-          <w:sz w:val="24"/>
-          <w:szCs w:val="24"/>
-        </w:rPr>
-        <w:t>Als er WEL een stad is gekozen wordt de volgende informatie weergeven:</w:t>
-      </w:r>
-    </w:p>
-    <w:p>
-      <w:pPr>
-        <w:pStyle w:val="ListParagraph"/>
-        <w:numPr>
-          <w:ilvl w:val="2"/>
-          <w:numId w:val="3"/>
-        </w:numPr>
-        <w:rPr>
-          <w:sz w:val="24"/>
-          <w:szCs w:val="24"/>
-        </w:rPr>
-      </w:pPr>
-      <w:r>
-        <w:rPr>
-          <w:sz w:val="24"/>
-          <w:szCs w:val="24"/>
-        </w:rPr>
-        <w:t xml:space="preserve">Een icoontje </w:t>
-      </w:r>
-      <w:proofErr w:type="gramStart"/>
-      <w:r>
-        <w:rPr>
-          <w:sz w:val="24"/>
-          <w:szCs w:val="24"/>
-        </w:rPr>
-        <w:t>die</w:t>
-      </w:r>
-      <w:proofErr w:type="gramEnd"/>
-      <w:r>
-        <w:rPr>
-          <w:sz w:val="24"/>
-          <w:szCs w:val="24"/>
-        </w:rPr>
-        <w:t xml:space="preserve"> aangeeft of het zonnig, licht bewolkt, bewolkt, regent, sneeuwt of onweert.</w:t>
-      </w:r>
-    </w:p>
-    <w:p>
-      <w:pPr>
-        <w:pStyle w:val="ListParagraph"/>
-        <w:numPr>
-          <w:ilvl w:val="2"/>
-          <w:numId w:val="3"/>
-        </w:numPr>
-        <w:rPr>
-          <w:sz w:val="24"/>
-          <w:szCs w:val="24"/>
-        </w:rPr>
-      </w:pPr>
-      <w:r>
-        <w:rPr>
-          <w:sz w:val="24"/>
-          <w:szCs w:val="24"/>
-        </w:rPr>
-        <w:t>De temperatuur</w:t>
-      </w:r>
-      <w:r>
-        <w:rPr>
-          <w:sz w:val="24"/>
-          <w:szCs w:val="24"/>
-        </w:rPr>
-        <w:t xml:space="preserve"> naast het icoontje</w:t>
-      </w:r>
-    </w:p>
-    <w:p>
-      <w:pPr>
-        <w:pStyle w:val="ListParagraph"/>
-        <w:numPr>
-          <w:ilvl w:val="2"/>
-          <w:numId w:val="3"/>
-        </w:numPr>
-        <w:rPr>
-          <w:sz w:val="24"/>
-          <w:szCs w:val="24"/>
-        </w:rPr>
-      </w:pPr>
-      <w:r>
-        <w:rPr>
-          <w:sz w:val="24"/>
-          <w:szCs w:val="24"/>
-        </w:rPr>
-        <w:t>Aangeeft of het regent of niet momenteel.</w:t>
-      </w:r>
-    </w:p>
-    <w:p>
-      <w:pPr>
-        <w:pStyle w:val="ListParagraph"/>
-        <w:numPr>
-          <w:ilvl w:val="2"/>
-          <w:numId w:val="3"/>
-        </w:numPr>
-        <w:rPr>
-          <w:sz w:val="24"/>
-          <w:szCs w:val="24"/>
-        </w:rPr>
-      </w:pPr>
-      <w:r>
-        <w:rPr>
-          <w:sz w:val="24"/>
-          <w:szCs w:val="24"/>
-        </w:rPr>
-        <w:t>Windkracht met 3 varianten van wind icoon aan de hand van de windkracht bepaalt</w:t>
-      </w:r>
-    </w:p>
-    <w:p>
-      <w:pPr>
-        <w:pStyle w:val="ListParagraph"/>
-        <w:numPr>
-          <w:ilvl w:val="2"/>
-          <w:numId w:val="3"/>
-        </w:numPr>
-        <w:rPr>
-          <w:sz w:val="24"/>
-          <w:szCs w:val="24"/>
-        </w:rPr>
-      </w:pPr>
-      <w:r>
-        <w:rPr>
-          <w:sz w:val="24"/>
-          <w:szCs w:val="24"/>
-        </w:rPr>
-        <w:t>De luchtvochtigheid weergeeft</w:t>
-      </w:r>
-    </w:p>
-    <w:p>
-      <w:pPr>
-        <w:pStyle w:val="ListParagraph"/>
-        <w:numPr>
-          <w:ilvl w:val="1"/>
-          <w:numId w:val="3"/>
-        </w:numPr>
-        <w:rPr>
-          <w:sz w:val="24"/>
-          <w:szCs w:val="24"/>
-        </w:rPr>
-      </w:pPr>
+        <w:rPr>
+          <w:sz w:val="24"/>
+          <w:szCs w:val="24"/>
+        </w:rPr>
+      </w:pPr>
+    </w:p>
+    <w:p>
+      <w:pPr>
+        <w:rPr>
+          <w:sz w:val="24"/>
+          <w:szCs w:val="24"/>
+        </w:rPr>
+      </w:pPr>
+      <w:r>
+        <w:rPr>
+          <w:sz w:val="24"/>
+          <w:szCs w:val="24"/>
+        </w:rPr>
+        <w:t>De app zal een inlogscherm hebben met een database connectie om ervoor te zorgen dat alleen unieke gebruikersaccounts van leden van de hobbyclub gebruik kunnen maken van de app.</w:t>
+      </w:r>
     </w:p>
     <w:sectPr>
       <w:footerReference w:type="default" r:id="rId8"/>
@@ -3228,7 +2032,7 @@
 <w:ftr xmlns:wpc="http://schemas.microsoft.com/office/word/2010/wordprocessingCanvas" xmlns:cx="http://schemas.microsoft.com/office/drawing/2014/chartex" xmlns:cx1="http://schemas.microsoft.com/office/drawing/2015/9/8/chartex" xmlns:cx2="http://schemas.microsoft.com/office/drawing/2015/10/21/chartex" xmlns:cx3="http://schemas.microsoft.com/office/drawing/2016/5/9/chartex" xmlns:cx4="http://schemas.microsoft.com/office/drawing/2016/5/10/chartex" xmlns:cx5="http://schemas.microsoft.com/office/drawing/2016/5/11/chartex" xmlns:cx6="http://schemas.microsoft.com/office/drawing/2016/5/12/chartex" xmlns:cx7="http://schemas.microsoft.com/office/drawing/2016/5/13/chartex" xmlns:cx8="http://schemas.microsoft.com/office/drawing/2016/5/14/chartex" xmlns:mc="http://schemas.openxmlformats.org/markup-compatibility/2006" xmlns:aink="http://schemas.microsoft.com/office/drawing/2016/ink" xmlns:am3d="http://schemas.microsoft.com/office/drawing/2017/model3d" xmlns:o="urn:schemas-microsoft-com:office:office" xmlns:oel="http://schemas.microsoft.com/office/2019/extlst" xmlns:r="http://schemas.openxmlformats.org/officeDocument/2006/relationships" xmlns:m="http://schemas.openxmlformats.org/officeDocument/2006/math" xmlns:v="urn:schemas-microsoft-com:vml" xmlns:wp14="http://schemas.microsoft.com/office/word/2010/wordprocessingDrawing" xmlns:wp="http://schemas.openxmlformats.org/drawingml/2006/wordprocessingDrawing" xmlns:w10="urn:schemas-microsoft-com:office:word" xmlns:w="http://schemas.openxmlformats.org/wordprocessingml/2006/main" xmlns:w14="http://schemas.microsoft.com/office/word/2010/wordml" xmlns:w15="http://schemas.microsoft.com/office/word/2012/wordml" xmlns:w16cex="http://schemas.microsoft.com/office/word/2018/wordml/cex" xmlns:w16cid="http://schemas.microsoft.com/office/word/2016/wordml/cid" xmlns:w16="http://schemas.microsoft.com/office/word/2018/wordml" xmlns:w16du="http://schemas.microsoft.com/office/word/2023/wordml/word16du" xmlns:w16sdtdh="http://schemas.microsoft.com/office/word/2020/wordml/sdtdatahash" xmlns:w16sdtfl="http://schemas.microsoft.com/office/word/2024/wordml/sdtformatlock" xmlns:w16se="http://schemas.microsoft.com/office/word/2015/wordml/symex" xmlns:wpg="http://schemas.microsoft.com/office/word/2010/wordprocessingGroup" xmlns:wpi="http://schemas.microsoft.com/office/word/2010/wordprocessingInk" xmlns:wne="http://schemas.microsoft.com/office/word/2006/wordml" xmlns:wps="http://schemas.microsoft.com/office/word/2010/wordprocessingShape" mc:Ignorable="w14 w15 w16se w16cid w16 w16cex w16sdtdh w16sdtfl w16du wp14">
   <w:sdt>
     <w:sdtPr>
-      <w:id w:val="-765301885"/>
+      <w:id w:val="287787334"/>
       <w:docPartObj>
         <w:docPartGallery w:val="Page Numbers (Bottom of Page)"/>
         <w:docPartUnique/>
@@ -3249,7 +2053,7 @@
           <mc:AlternateContent>
             <mc:Choice Requires="wps">
               <w:drawing>
-                <wp:anchor distT="0" distB="0" distL="114300" distR="114300" simplePos="0" relativeHeight="251659264" behindDoc="0" locked="0" layoutInCell="1" allowOverlap="1" wp14:anchorId="3FC4E420" wp14:editId="186D4308">
+                <wp:anchor distT="0" distB="0" distL="114300" distR="114300" simplePos="0" relativeHeight="251659264" behindDoc="0" locked="0" layoutInCell="1" allowOverlap="1" wp14:anchorId="0FF47912" wp14:editId="0626D39B">
                   <wp:simplePos x="0" y="0"/>
                   <wp:positionH relativeFrom="rightMargin">
                     <wp:align>center</wp:align>
@@ -3258,9 +2062,9 @@
                     <wp:align>center</wp:align>
                   </wp:positionV>
                   <wp:extent cx="512445" cy="441325"/>
-                  <wp:effectExtent l="0" t="0" r="0" b="0"/>
+                  <wp:effectExtent l="0" t="0" r="1905" b="0"/>
                   <wp:wrapNone/>
-                  <wp:docPr id="905185675" name="Flowchart: Alternate Process 1"/>
+                  <wp:docPr id="1132484702" name="Flowchart: Alternate Process 2"/>
                   <wp:cNvGraphicFramePr>
                     <a:graphicFrameLocks xmlns:a="http://schemas.openxmlformats.org/drawingml/2006/main"/>
                   </wp:cNvGraphicFramePr>
@@ -3313,14 +2117,32 @@
                                 </w:pBdr>
                                 <w:jc w:val="center"/>
                                 <w:rPr>
-                                  <w:lang w:val="en-US"/>
+                                  <w:sz w:val="28"/>
+                                  <w:szCs w:val="28"/>
                                 </w:rPr>
                               </w:pPr>
                               <w:r>
+                                <w:fldChar w:fldCharType="begin"/>
+                              </w:r>
+                              <w:r>
+                                <w:instrText>PAGE    \* MERGEFORMAT</w:instrText>
+                              </w:r>
+                              <w:r>
+                                <w:fldChar w:fldCharType="separate"/>
+                              </w:r>
+                              <w:r>
                                 <w:rPr>
-                                  <w:lang w:val="en-US"/>
+                                  <w:sz w:val="28"/>
+                                  <w:szCs w:val="28"/>
                                 </w:rPr>
-                                <w:t>3</w:t>
+                                <w:t>2</w:t>
+                              </w:r>
+                              <w:r>
+                                <w:rPr>
+                                  <w:sz w:val="28"/>
+                                  <w:szCs w:val="28"/>
+                                </w:rPr>
+                                <w:fldChar w:fldCharType="end"/>
                               </w:r>
                             </w:p>
                           </w:txbxContent>
@@ -3342,7 +2164,7 @@
             </mc:Choice>
             <mc:Fallback>
               <w:pict>
-                <v:shapetype w14:anchorId="3FC4E420" id="_x0000_t176" coordsize="21600,21600" o:spt="176" adj="2700" path="m@0,qx0@0l0@2qy@0,21600l@1,21600qx21600@2l21600@0qy@1,xe">
+                <v:shapetype w14:anchorId="0FF47912" id="_x0000_t176" coordsize="21600,21600" o:spt="176" adj="2700" path="m@0,qx0@0l0@2qy@0,21600l@1,21600qx21600@2l21600@0qy@1,xe">
                   <v:stroke joinstyle="miter"/>
                   <v:formulas>
                     <v:f eqn="val #0"/>
@@ -3358,7 +2180,7 @@
                   </v:formulas>
                   <v:path gradientshapeok="t" limo="10800,10800" o:connecttype="custom" o:connectlocs="@8,0;0,@9;@8,@7;@6,@9" textboxrect="@3,@3,@4,@5"/>
                 </v:shapetype>
-                <v:shape id="Flowchart: Alternate Process 1" o:spid="_x0000_s1026" type="#_x0000_t176" style="position:absolute;margin-left:0;margin-top:0;width:40.35pt;height:34.75pt;z-index:251659264;visibility:visible;mso-wrap-style:square;mso-width-percent:0;mso-height-percent:0;mso-wrap-distance-left:9pt;mso-wrap-distance-top:0;mso-wrap-distance-right:9pt;mso-wrap-distance-bottom:0;mso-position-horizontal:center;mso-position-horizontal-relative:right-margin-area;mso-position-vertical:center;mso-position-vertical-relative:bottom-margin-area;mso-width-percent:0;mso-height-percent:0;mso-width-relative:page;mso-height-relative:page;v-text-anchor:top" o:gfxdata="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" filled="f" fillcolor="#5c83b4" stroked="f" strokecolor="#737373">
+                <v:shape id="Flowchart: Alternate Process 2" o:spid="_x0000_s1026" type="#_x0000_t176" style="position:absolute;margin-left:0;margin-top:0;width:40.35pt;height:34.75pt;z-index:251659264;visibility:visible;mso-wrap-style:square;mso-width-percent:0;mso-height-percent:0;mso-wrap-distance-left:9pt;mso-wrap-distance-top:0;mso-wrap-distance-right:9pt;mso-wrap-distance-bottom:0;mso-position-horizontal:center;mso-position-horizontal-relative:right-margin-area;mso-position-vertical:center;mso-position-vertical-relative:bottom-margin-area;mso-width-percent:0;mso-height-percent:0;mso-width-relative:page;mso-height-relative:page;v-text-anchor:top" o:gfxdata="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" filled="f" fillcolor="#5c83b4" stroked="f" strokecolor="#737373">
                   <v:textbox>
                     <w:txbxContent>
                       <w:p>
@@ -3370,14 +2192,32 @@
                           </w:pBdr>
                           <w:jc w:val="center"/>
                           <w:rPr>
-                            <w:lang w:val="en-US"/>
+                            <w:sz w:val="28"/>
+                            <w:szCs w:val="28"/>
                           </w:rPr>
                         </w:pPr>
                         <w:r>
+                          <w:fldChar w:fldCharType="begin"/>
+                        </w:r>
+                        <w:r>
+                          <w:instrText>PAGE    \* MERGEFORMAT</w:instrText>
+                        </w:r>
+                        <w:r>
+                          <w:fldChar w:fldCharType="separate"/>
+                        </w:r>
+                        <w:r>
                           <w:rPr>
-                            <w:lang w:val="en-US"/>
+                            <w:sz w:val="28"/>
+                            <w:szCs w:val="28"/>
                           </w:rPr>
-                          <w:t>3</w:t>
+                          <w:t>2</w:t>
+                        </w:r>
+                        <w:r>
+                          <w:rPr>
+                            <w:sz w:val="28"/>
+                            <w:szCs w:val="28"/>
+                          </w:rPr>
+                          <w:fldChar w:fldCharType="end"/>
                         </w:r>
                       </w:p>
                     </w:txbxContent>
@@ -4145,7 +2985,6 @@
     <w:next w:val="Normal"/>
     <w:link w:val="Heading2Char"/>
     <w:uiPriority w:val="9"/>
-    <w:semiHidden/>
     <w:unhideWhenUsed/>
     <w:qFormat/>
     <w:rsid w:val="00916110"/>
@@ -4362,7 +3201,6 @@
     <w:basedOn w:val="DefaultParagraphFont"/>
     <w:link w:val="Heading2"/>
     <w:uiPriority w:val="9"/>
-    <w:semiHidden/>
     <w:rsid w:val="00916110"/>
     <w:rPr>
       <w:rFonts w:asciiTheme="majorHAnsi" w:eastAsiaTheme="majorEastAsia" w:hAnsiTheme="majorHAnsi" w:cstheme="majorBidi"/>
